--- a/1. Languages/2. English/2. Grade2/0.Books/1.4.ShriMahaviraPuja-1991-ShriMatajiLecture-AISummary-TextComparison.docx
+++ b/1. Languages/2. English/2. Grade2/0.Books/1.4.ShriMahaviraPuja-1991-ShriMatajiLecture-AISummary-TextComparison.docx
@@ -1,189 +1,146 @@
 
 <file path=word/document.xml><?xml version="1.0" encoding="utf-8"?>
-<w:document xmlns:mc="http://schemas.openxmlformats.org/markup-compatibility/2006" xmlns:o="urn:schemas-microsoft-com:office:office" xmlns:r="http://schemas.openxmlformats.org/officeDocument/2006/relationships" xmlns:m="http://schemas.openxmlformats.org/officeDocument/2006/math" xmlns:v="urn:schemas-microsoft-com:vml" xmlns:wp="http://schemas.openxmlformats.org/drawingml/2006/wordprocessingDrawing" xmlns:w10="urn:schemas-microsoft-com:office:word" xmlns:w="http://schemas.openxmlformats.org/wordprocessingml/2006/main" xmlns:wne="http://schemas.microsoft.com/office/word/2006/wordml" xmlns:sl="http://schemas.openxmlformats.org/schemaLibrary/2006/main" xmlns:a="http://schemas.openxmlformats.org/drawingml/2006/main" xmlns:pic="http://schemas.openxmlformats.org/drawingml/2006/picture" xmlns:c="http://schemas.openxmlformats.org/drawingml/2006/chart" xmlns:lc="http://schemas.openxmlformats.org/drawingml/2006/lockedCanvas" xmlns:dgm="http://schemas.openxmlformats.org/drawingml/2006/diagram" xmlns:wps="http://schemas.microsoft.com/office/word/2010/wordprocessingShape" xmlns:wpg="http://schemas.microsoft.com/office/word/2010/wordprocessingGroup" xmlns:w14="http://schemas.microsoft.com/office/word/2010/wordml" xmlns:w15="http://schemas.microsoft.com/office/word/2012/wordml" xmlns:w16="http://schemas.microsoft.com/office/word/2018/wordml" xmlns:w16cex="http://schemas.microsoft.com/office/word/2018/wordml/cex" xmlns:w16cid="http://schemas.microsoft.com/office/word/2016/wordml/cid" xmlns="http://schemas.microsoft.com/office/tasks/2019/documenttasks" xmlns:cr="http://schemas.microsoft.com/office/comments/2020/reactions">
+<w:document xmlns:wpc="http://schemas.microsoft.com/office/word/2010/wordprocessingCanvas" xmlns:cx="http://schemas.microsoft.com/office/drawing/2014/chartex" xmlns:cx1="http://schemas.microsoft.com/office/drawing/2015/9/8/chartex" xmlns:cx2="http://schemas.microsoft.com/office/drawing/2015/10/21/chartex" xmlns:cx3="http://schemas.microsoft.com/office/drawing/2016/5/9/chartex" xmlns:cx4="http://schemas.microsoft.com/office/drawing/2016/5/10/chartex" xmlns:cx5="http://schemas.microsoft.com/office/drawing/2016/5/11/chartex" xmlns:cx6="http://schemas.microsoft.com/office/drawing/2016/5/12/chartex" xmlns:cx7="http://schemas.microsoft.com/office/drawing/2016/5/13/chartex" xmlns:cx8="http://schemas.microsoft.com/office/drawing/2016/5/14/chartex" xmlns:mc="http://schemas.openxmlformats.org/markup-compatibility/2006" xmlns:aink="http://schemas.microsoft.com/office/drawing/2016/ink" xmlns:am3d="http://schemas.microsoft.com/office/drawing/2017/model3d" xmlns:o="urn:schemas-microsoft-com:office:office" xmlns:oel="http://schemas.microsoft.com/office/2019/extlst" xmlns:r="http://schemas.openxmlformats.org/officeDocument/2006/relationships" xmlns:m="http://schemas.openxmlformats.org/officeDocument/2006/math" xmlns:v="urn:schemas-microsoft-com:vml" xmlns:wp14="http://schemas.microsoft.com/office/word/2010/wordprocessingDrawing" xmlns:wp="http://schemas.openxmlformats.org/drawingml/2006/wordprocessingDrawing" xmlns:w10="urn:schemas-microsoft-com:office:word" xmlns:w="http://schemas.openxmlformats.org/wordprocessingml/2006/main" xmlns:w14="http://schemas.microsoft.com/office/word/2010/wordml" xmlns:w15="http://schemas.microsoft.com/office/word/2012/wordml" xmlns:w16cex="http://schemas.microsoft.com/office/word/2018/wordml/cex" xmlns:w16cid="http://schemas.microsoft.com/office/word/2016/wordml/cid" xmlns:w16="http://schemas.microsoft.com/office/word/2018/wordml" xmlns:w16du="http://schemas.microsoft.com/office/word/2023/wordml/word16du" xmlns:w16sdtdh="http://schemas.microsoft.com/office/word/2020/wordml/sdtdatahash" xmlns:w16sdtfl="http://schemas.microsoft.com/office/word/2024/wordml/sdtformatlock" xmlns:w16se="http://schemas.microsoft.com/office/word/2015/wordml/symex" xmlns:wpg="http://schemas.microsoft.com/office/word/2010/wordprocessingGroup" xmlns:wpi="http://schemas.microsoft.com/office/word/2010/wordprocessingInk" xmlns:wne="http://schemas.microsoft.com/office/word/2006/wordml" xmlns:wps="http://schemas.microsoft.com/office/word/2010/wordprocessingShape" mc:Ignorable="w14 w15 w16se w16cid w16 w16cex w16sdtdh w16sdtfl w16du wp14">
   <w:body>
     <w:p>
       <w:pPr>
         <w:rPr>
-          <w:b w:val="1"/>
-          <w:bCs w:val="1"/>
-          <w:i w:val="1"/>
-          <w:iCs w:val="1"/>
+          <w:b/>
+          <w:bCs/>
+          <w:i/>
+          <w:iCs/>
           <w:u w:val="single"/>
         </w:rPr>
       </w:pPr>
       <w:r>
         <w:rPr>
-          <w:b w:val="1"/>
-          <w:bCs w:val="1"/>
-          <w:i w:val="1"/>
-          <w:iCs w:val="1"/>
+          <w:b/>
+          <w:bCs/>
+          <w:i/>
+          <w:iCs/>
           <w:u w:val="single"/>
-          <w:rtl w:val="0"/>
-        </w:rPr>
-        <w:t xml:space="preserve">AI Prompt: See the speech of Shri Mataji Nirmala Devi on Mahavira. In a new canvas, give a similar two paragraph summary for a 15 year old, 7 year old with definitions and 5 year old. Then based on what Shri Mataji is saying (assume this is true), explain which descriptions in the chapters on Mahavira are accurate and which are not.</w:t>
-      </w:r>
-    </w:p>
-    <w:p>
-      <w:pPr>
-        <w:rPr>
-          <w:b w:val="1"/>
-          <w:bCs w:val="1"/>
-          <w:i w:val="1"/>
-          <w:iCs w:val="1"/>
+        </w:rPr>
+        <w:t>AI Prompt: See the speech of Shri Mataji Nirmala Devi on Mahavira. In a new canvas, give a similar two paragraph summary for a 15 year old, 7 year old with definitions and 5 year old. Then based on what Shri Mataji is saying (assume this is true), explain which descriptions in the chapters on Mahavira are accurate and which are not.</w:t>
+      </w:r>
+    </w:p>
+    <w:p>
+      <w:pPr>
+        <w:rPr>
+          <w:b/>
+          <w:bCs/>
+          <w:i/>
+          <w:iCs/>
           <w:u w:val="single"/>
         </w:rPr>
       </w:pPr>
-      <w:r>
-        <w:rPr>
-          <w:rtl w:val="0"/>
-        </w:rPr>
-      </w:r>
-    </w:p>
-    <w:p>
-      <w:pPr>
-        <w:rPr>
-          <w:b w:val="1"/>
-          <w:bCs w:val="1"/>
-        </w:rPr>
-      </w:pPr>
-      <w:r>
-        <w:rPr>
-          <w:b w:val="1"/>
-          <w:bCs w:val="1"/>
-          <w:rtl w:val="0"/>
-        </w:rPr>
-        <w:t xml:space="preserve">Shri Mahavira Puja: The Role of Bhairavanath</w:t>
-      </w:r>
-    </w:p>
-    <w:p>
-      <w:pPr>
-        <w:rPr>
-          <w:b w:val="1"/>
-          <w:bCs w:val="1"/>
-        </w:rPr>
-      </w:pPr>
-      <w:r>
-        <w:rPr>
-          <w:b w:val="1"/>
-          <w:bCs w:val="1"/>
-          <w:rtl w:val="0"/>
-        </w:rPr>
-        <w:t xml:space="preserve">Summary for a 15-Year-Old</w:t>
-      </w:r>
-    </w:p>
-    <w:p>
-      <w:pPr>
-        <w:rPr/>
-      </w:pPr>
-      <w:r>
-        <w:rPr>
-          <w:rtl w:val="0"/>
-        </w:rPr>
-        <w:t xml:space="preserve">In this talk, Shri Mataji explains that Lord Mahavira is actually an incarnation of Bhairavanath (or Saint Michael), who is responsible for the "left side" of our spiritual system, known as the Ida Nadi. While the right side deals with our future and actions, the left side deals with our past, subconscious, and emotions. Mahavira is called "Great Hero" because he was brave enough to explore the deepest, darkest parts of the human psyche to destroy negative entities and "rakshasas" that cause mental and physical illnesses. Shri Mataji notes that many diseases, like cancer and diabetes, are actually triggered by these left-side problems, and Mahavira provides the light and protection needed to clear them.</w:t>
-      </w:r>
-    </w:p>
-    <w:p>
-      <w:pPr>
-        <w:rPr/>
-      </w:pPr>
-      <w:r>
-        <w:rPr>
-          <w:rtl w:val="0"/>
-        </w:rPr>
-        <w:t xml:space="preserve">Shri Mataji also offers a critique of how Mahavira’s followers, the Jainas, have interpreted his teachings today. She argues that they have taken his focus on non-violence to an extreme, nonsensical limit, such as prioritizing the lives of bugs over humans. She suggests that their strict vegetarianism actually makes it harder for them to fight off "bhoots" (bad spirits) because the body needs protein to stay strong against negativity. Instead of following rigid, joyless rules, she encourages people to use Mahavira’s energy for introspection—looking at their own faults rather than judging others—to reach a state of true balance and joy.</w:t>
-      </w:r>
-    </w:p>
-    <w:p>
-      <w:pPr>
-        <w:rPr>
-          <w:b w:val="1"/>
-          <w:bCs w:val="1"/>
-        </w:rPr>
-      </w:pPr>
-      <w:r>
-        <w:rPr>
-          <w:b w:val="1"/>
-          <w:bCs w:val="1"/>
-          <w:rtl w:val="0"/>
-        </w:rPr>
-        <w:t xml:space="preserve">Summary for a 7-Year-Old (with Definitions)</w:t>
-      </w:r>
-    </w:p>
-    <w:p>
-      <w:pPr>
-        <w:rPr/>
-      </w:pPr>
-      <w:r>
-        <w:rPr>
-          <w:rtl w:val="0"/>
-        </w:rPr>
-        <w:t xml:space="preserve">In this talk, Shri Mataji explains that Lord Mahavira is actually an incarnation ((a spirit in a human body)) of a brave angel named Saint Michael. He looks after the "left side" of our body, which stores our past ((everything that has already happened)) and our feelings. Mahavira is called a "Great Hero" because he was brave enough to go into the dark parts of the mind to fight off scary spirits and "rakshasas" ((monsters or bad vibes)) that make people feel sad or sick. Shri Mataji says that many sicknesses start on this left side, and Mahavira helps us use light to chase the darkness away.</w:t>
-      </w:r>
-    </w:p>
-    <w:p>
-      <w:pPr>
-        <w:rPr/>
-      </w:pPr>
-      <w:r>
-        <w:rPr>
-          <w:rtl w:val="0"/>
-        </w:rPr>
-        <w:t xml:space="preserve">Shri Mataji also says that some people who follow Mahavira today have become too silly about their rules. They try so hard not to hurt tiny bugs that they forget to be kind to other people! She thinks it is more important to be happy and healthy than to follow strict rules that don't make sense. She teaches that we should be like Mahavira by being brave enough to look at ourselves and fix our own mistakes instead of being mean or talking behind people’s backs. This helps us stay in balance ((a middle place where we aren't too busy or too lazy)).</w:t>
-      </w:r>
-    </w:p>
-    <w:p>
-      <w:pPr>
-        <w:rPr>
-          <w:b w:val="1"/>
-          <w:bCs w:val="1"/>
-        </w:rPr>
-      </w:pPr>
-      <w:r>
-        <w:rPr>
-          <w:b w:val="1"/>
-          <w:bCs w:val="1"/>
-          <w:rtl w:val="0"/>
-        </w:rPr>
-        <w:t xml:space="preserve">Summary for a 5-Year-Old</w:t>
-      </w:r>
-    </w:p>
-    <w:p>
-      <w:pPr>
-        <w:rPr/>
-      </w:pPr>
-      <w:r>
-        <w:rPr>
-          <w:rtl w:val="0"/>
-        </w:rPr>
-        <w:t xml:space="preserve">Lord Mahavira is a very brave hero, just like a strong angel! He helps us when we feel sad or scared. He uses a bright light to chase away "bad monsters" in our minds so we can feel happy and healthy. Shri Mataji says we should be kind to everyone and not tell mean stories about our friends. Instead of being worried about tiny bugs or having too many rules, we should just try to be the best and happiest kids we can be.</w:t>
-      </w:r>
-    </w:p>
-    <w:p>
-      <w:pPr>
-        <w:rPr>
-          <w:b w:val="1"/>
-          <w:bCs w:val="1"/>
-        </w:rPr>
-      </w:pPr>
-      <w:r>
-        <w:rPr>
-          <w:b w:val="1"/>
-          <w:bCs w:val="1"/>
-          <w:rtl w:val="0"/>
-        </w:rPr>
-        <w:t xml:space="preserve">Comparison: Accuracy of Book Chapters vs. Shri Mataji’s Speech</w:t>
-      </w:r>
-    </w:p>
-    <w:p>
-      <w:pPr>
-        <w:rPr/>
-      </w:pPr>
-      <w:r>
-        <w:rPr>
-          <w:rtl w:val="0"/>
-        </w:rPr>
-        <w:t xml:space="preserve">Based on Shri Mataji’s lecture, here is how the historical chapters on Mahavira compare to her spiritual perspective:</w:t>
+    </w:p>
+    <w:p>
+      <w:pPr>
+        <w:rPr>
+          <w:b/>
+          <w:bCs/>
+        </w:rPr>
+      </w:pPr>
+      <w:r>
+        <w:rPr>
+          <w:b/>
+          <w:bCs/>
+        </w:rPr>
+        <w:t>Shri Mahavira Puja: The Role of Bhairavanath</w:t>
+      </w:r>
+    </w:p>
+    <w:p>
+      <w:pPr>
+        <w:rPr>
+          <w:b/>
+          <w:bCs/>
+        </w:rPr>
+      </w:pPr>
+      <w:r>
+        <w:rPr>
+          <w:b/>
+          <w:bCs/>
+        </w:rPr>
+        <w:t>Summary for a 15-Year-Old</w:t>
+      </w:r>
+    </w:p>
+    <w:p>
+      <w:r>
+        <w:t>In this talk, Shri Mataji explains that Lord Mahavira is actually an incarnation of Bhairavanath (or Saint Michael), who is responsible for the "left side" of our spiritual system, known as the Ida Nadi. While the right side deals with our future and actions, the left side deals with our past, subconscious, and emotions. Mahavira is called "Great Hero" because he was brave enough to explore the deepest, darkest parts of the human psyche to destroy negative entities and "rakshasas" that cause mental and physical illnesses. Shri Mataji notes that many diseases, like cancer and diabetes, are actually triggered by these left-side problems, and Mahavira provides the light and protection needed to clear them.</w:t>
+      </w:r>
+    </w:p>
+    <w:p>
+      <w:r>
+        <w:t>Shri Mataji also offers a critique of how Mahavira’s followers, the Jainas, have interpreted his teachings today. She argues that they have taken his focus on non-violence to an extreme, nonsensical limit, such as prioritizing the lives of bugs over humans. She suggests that their strict vegetarianism actually makes it harder for them to fight off "bhoots" (bad spirits) because the body needs protein to stay strong against negativity. Instead of following rigid, joyless rules, she encourages people to use Mahavira’s energy for introspection—looking at their own faults rather than judging others—to reach a state of true balance and joy.</w:t>
+      </w:r>
+    </w:p>
+    <w:p>
+      <w:pPr>
+        <w:rPr>
+          <w:b/>
+          <w:bCs/>
+        </w:rPr>
+      </w:pPr>
+      <w:r>
+        <w:rPr>
+          <w:b/>
+          <w:bCs/>
+        </w:rPr>
+        <w:t>Summary for a 7-Year-Old (with Definitions)</w:t>
+      </w:r>
+    </w:p>
+    <w:p>
+      <w:r>
+        <w:t>In this talk, Shri Mataji explains that Lord Mahavira is actually an incarnation ((a spirit in a human body)) of a brave angel named Saint Michael. He looks after the "left side" of our body, which stores our past ((everything that has already happened)) and our feelings. Mahavira is called a "Great Hero" because he was brave enough to go into the dark parts of the mind to fight off scary spirits and "rakshasas" ((monsters or bad vibes)) that make people feel sad or sick. Shri Mataji says that many sicknesses start on this left side, and Mahavira helps us use light to chase the darkness away.</w:t>
+      </w:r>
+    </w:p>
+    <w:p>
+      <w:r>
+        <w:t xml:space="preserve">Shri Mataji also says that some people who follow Mahavira today have become too silly about their rules. They try so hard not to hurt tiny bugs that they forget to be kind to other people! She thinks it is more important to be happy and healthy than to follow strict rules </w:t>
+      </w:r>
+      <w:r>
+        <w:lastRenderedPageBreak/>
+        <w:t>that don't make sense. She teaches that we should be like Mahavira by being brave enough to look at ourselves and fix our own mistakes instead of being mean or talking behind people’s backs. This helps us stay in balance ((a middle place where we aren't too busy or too lazy)).</w:t>
+      </w:r>
+    </w:p>
+    <w:p>
+      <w:pPr>
+        <w:rPr>
+          <w:b/>
+          <w:bCs/>
+        </w:rPr>
+      </w:pPr>
+      <w:r>
+        <w:rPr>
+          <w:b/>
+          <w:bCs/>
+        </w:rPr>
+        <w:t>Summary for a 5-Year-Old</w:t>
+      </w:r>
+    </w:p>
+    <w:p>
+      <w:r>
+        <w:t>Lord Mahavira is a very brave hero, just like a strong angel! He helps us when we feel sad or scared. He uses a bright light to chase away "bad monsters" in our minds so we can feel happy and healthy. Shri Mataji says we should be kind to everyone and not tell mean stories about our friends. Instead of being worried about tiny bugs or having too many rules, we should just try to be the best and happiest kids we can be.</w:t>
+      </w:r>
+    </w:p>
+    <w:p>
+      <w:pPr>
+        <w:rPr>
+          <w:b/>
+          <w:bCs/>
+        </w:rPr>
+      </w:pPr>
+      <w:r>
+        <w:rPr>
+          <w:b/>
+          <w:bCs/>
+        </w:rPr>
+        <w:t>Comparison: Accuracy of Book Chapters vs. Shri Mataji’s Speech</w:t>
+      </w:r>
+    </w:p>
+    <w:p>
+      <w:r>
+        <w:t>Based on Shri Mataji’s lecture, here is how the historical chapters on Mahavira compare to her spiritual perspective:</w:t>
       </w:r>
     </w:p>
     <w:p>
@@ -192,35 +149,25 @@
           <w:ilvl w:val="0"/>
           <w:numId w:val="1"/>
         </w:numPr>
-        <w:ind w:left="720" w:hanging="360"/>
-        <w:rPr/>
-      </w:pPr>
-      <w:r>
-        <w:rPr>
-          <w:b w:val="1"/>
-          <w:bCs w:val="1"/>
-          <w:rtl w:val="0"/>
-        </w:rPr>
-        <w:t xml:space="preserve">Chapter I (Historicity):</w:t>
-      </w:r>
-      <w:r>
-        <w:rPr>
-          <w:rtl w:val="0"/>
-        </w:rPr>
+      </w:pPr>
+      <w:r>
+        <w:rPr>
+          <w:b/>
+          <w:bCs/>
+        </w:rPr>
+        <w:t>Chapter I (Historicity):</w:t>
+      </w:r>
+      <w:r>
         <w:t xml:space="preserve"> </w:t>
       </w:r>
       <w:r>
         <w:rPr>
-          <w:b w:val="1"/>
-          <w:bCs w:val="1"/>
-          <w:rtl w:val="0"/>
-        </w:rPr>
-        <w:t xml:space="preserve">Accurate.</w:t>
-      </w:r>
-      <w:r>
-        <w:rPr>
-          <w:rtl w:val="0"/>
-        </w:rPr>
+          <w:b/>
+          <w:bCs/>
+        </w:rPr>
+        <w:t>Accurate.</w:t>
+      </w:r>
+      <w:r>
         <w:t xml:space="preserve"> Shri Mataji agrees Mahavira was a real human who lived in India, but she adds that his "true identity" is the eternal angel Saint Michael/Bhairavanath.</w:t>
       </w:r>
     </w:p>
@@ -230,35 +177,25 @@
           <w:ilvl w:val="0"/>
           <w:numId w:val="1"/>
         </w:numPr>
-        <w:ind w:left="720" w:hanging="360"/>
-        <w:rPr/>
-      </w:pPr>
-      <w:r>
-        <w:rPr>
-          <w:b w:val="1"/>
-          <w:bCs w:val="1"/>
-          <w:rtl w:val="0"/>
-        </w:rPr>
-        <w:t xml:space="preserve">Chapter II (Myths/Dreams):</w:t>
-      </w:r>
-      <w:r>
-        <w:rPr>
-          <w:rtl w:val="0"/>
-        </w:rPr>
+      </w:pPr>
+      <w:r>
+        <w:rPr>
+          <w:b/>
+          <w:bCs/>
+        </w:rPr>
+        <w:t>Chapter II (Myths/Dreams):</w:t>
+      </w:r>
+      <w:r>
         <w:t xml:space="preserve"> </w:t>
       </w:r>
       <w:r>
         <w:rPr>
-          <w:b w:val="1"/>
-          <w:bCs w:val="1"/>
-          <w:rtl w:val="0"/>
-        </w:rPr>
-        <w:t xml:space="preserve">Accurate in Essence.</w:t>
-      </w:r>
-      <w:r>
-        <w:rPr>
-          <w:rtl w:val="0"/>
-        </w:rPr>
+          <w:b/>
+          <w:bCs/>
+        </w:rPr>
+        <w:t>Accurate in Essence.</w:t>
+      </w:r>
+      <w:r>
         <w:t xml:space="preserve"> While the book calls the "sixteen dreams" and "Hell" myths, Shri Mataji states that Hell is a very real, "horrifyingly joyless" place that Mahavira explored to understand the left side.</w:t>
       </w:r>
     </w:p>
@@ -268,35 +205,25 @@
           <w:ilvl w:val="0"/>
           <w:numId w:val="1"/>
         </w:numPr>
-        <w:ind w:left="720" w:hanging="360"/>
-        <w:rPr/>
-      </w:pPr>
-      <w:r>
-        <w:rPr>
-          <w:b w:val="1"/>
-          <w:bCs w:val="1"/>
-          <w:rtl w:val="0"/>
-        </w:rPr>
-        <w:t xml:space="preserve">Chapter IV (The Elephant Story):</w:t>
-      </w:r>
-      <w:r>
-        <w:rPr>
-          <w:rtl w:val="0"/>
-        </w:rPr>
+      </w:pPr>
+      <w:r>
+        <w:rPr>
+          <w:b/>
+          <w:bCs/>
+        </w:rPr>
+        <w:t>Chapter IV (The Elephant Story):</w:t>
+      </w:r>
+      <w:r>
         <w:t xml:space="preserve"> </w:t>
       </w:r>
       <w:r>
         <w:rPr>
-          <w:b w:val="1"/>
-          <w:bCs w:val="1"/>
-          <w:rtl w:val="0"/>
-        </w:rPr>
-        <w:t xml:space="preserve">Accurate.</w:t>
-      </w:r>
-      <w:r>
-        <w:rPr>
-          <w:rtl w:val="0"/>
-        </w:rPr>
+          <w:b/>
+          <w:bCs/>
+        </w:rPr>
+        <w:t>Accurate.</w:t>
+      </w:r>
+      <w:r>
         <w:t xml:space="preserve"> The book mentions he tamed a mad elephant. Shri Mataji confirms he is called "Vira" (Brave) because of this extreme courage, which he used to destroy spiritual "devils."</w:t>
       </w:r>
     </w:p>
@@ -306,35 +233,25 @@
           <w:ilvl w:val="0"/>
           <w:numId w:val="1"/>
         </w:numPr>
-        <w:ind w:left="720" w:hanging="360"/>
-        <w:rPr/>
-      </w:pPr>
-      <w:r>
-        <w:rPr>
-          <w:b w:val="1"/>
-          <w:bCs w:val="1"/>
-          <w:rtl w:val="0"/>
-        </w:rPr>
-        <w:t xml:space="preserve">Chapter V/VI (Nakedness/Asceticism):</w:t>
-      </w:r>
-      <w:r>
-        <w:rPr>
-          <w:rtl w:val="0"/>
-        </w:rPr>
+      </w:pPr>
+      <w:r>
+        <w:rPr>
+          <w:b/>
+          <w:bCs/>
+        </w:rPr>
+        <w:t>Chapter V/VI (Nakedness/Asceticism):</w:t>
+      </w:r>
+      <w:r>
         <w:t xml:space="preserve"> </w:t>
       </w:r>
       <w:r>
         <w:rPr>
-          <w:b w:val="1"/>
-          <w:bCs w:val="1"/>
-          <w:rtl w:val="0"/>
-        </w:rPr>
-        <w:t xml:space="preserve">Nuanced.</w:t>
-      </w:r>
-      <w:r>
-        <w:rPr>
-          <w:rtl w:val="0"/>
-        </w:rPr>
+          <w:b/>
+          <w:bCs/>
+        </w:rPr>
+        <w:t>Nuanced.</w:t>
+      </w:r>
+      <w:r>
         <w:t xml:space="preserve"> The book says he went naked to show detachment. Shri Mataji adds a specific detail: he didn't just choose to be naked; his cloth got caught in a bush, and he gave the remaining half to a poor boy (who was actually the God Shri Vishnu) as a test of kindness.</w:t>
       </w:r>
     </w:p>
@@ -344,35 +261,25 @@
           <w:ilvl w:val="0"/>
           <w:numId w:val="1"/>
         </w:numPr>
-        <w:ind w:left="720" w:hanging="360"/>
-        <w:rPr/>
-      </w:pPr>
-      <w:r>
-        <w:rPr>
-          <w:b w:val="1"/>
-          <w:bCs w:val="1"/>
-          <w:rtl w:val="0"/>
-        </w:rPr>
-        <w:t xml:space="preserve">Chapter VII (Non-Violence/Bugs):</w:t>
-      </w:r>
-      <w:r>
-        <w:rPr>
-          <w:rtl w:val="0"/>
-        </w:rPr>
+      </w:pPr>
+      <w:r>
+        <w:rPr>
+          <w:b/>
+          <w:bCs/>
+        </w:rPr>
+        <w:t>Chapter VII (Non-Violence/Bugs):</w:t>
+      </w:r>
+      <w:r>
         <w:t xml:space="preserve"> </w:t>
       </w:r>
       <w:r>
         <w:rPr>
-          <w:b w:val="1"/>
-          <w:bCs w:val="1"/>
-          <w:rtl w:val="0"/>
-        </w:rPr>
-        <w:t xml:space="preserve">Inaccurate Interpretation.</w:t>
-      </w:r>
-      <w:r>
-        <w:rPr>
-          <w:rtl w:val="0"/>
-        </w:rPr>
+          <w:b/>
+          <w:bCs/>
+        </w:rPr>
+        <w:t>Inaccurate Interpretation.</w:t>
+      </w:r>
+      <w:r>
         <w:t xml:space="preserve"> The book says Mahavira stopped traveling in the rain to save bugs. Shri Mataji says modern followers have turned this into a "nonsensical fad." She believes saving bugs at the expense of human health (extreme vegetarianism) is a "stupid thing" and a distraction from real spiritual growth.</w:t>
       </w:r>
     </w:p>
@@ -382,91 +289,88 @@
           <w:ilvl w:val="0"/>
           <w:numId w:val="1"/>
         </w:numPr>
-        <w:ind w:left="720" w:hanging="360"/>
-        <w:rPr/>
-      </w:pPr>
-      <w:r>
-        <w:rPr>
-          <w:b w:val="1"/>
-          <w:bCs w:val="1"/>
-          <w:rtl w:val="0"/>
-        </w:rPr>
-        <w:t xml:space="preserve">Chapter VIII (Nirvana/Divali):</w:t>
-      </w:r>
-      <w:r>
-        <w:rPr>
-          <w:rtl w:val="0"/>
-        </w:rPr>
-        <w:t xml:space="preserve"> Shri Mataji confirms Mahavira is "fond of light.</w:t>
-      </w:r>
-    </w:p>
-    <w:p>
-      <w:pPr>
-        <w:rPr/>
-      </w:pPr>
-      <w:r>
-        <w:rPr>
-          <w:rtl w:val="0"/>
-        </w:rPr>
-      </w:r>
-    </w:p>
+      </w:pPr>
+      <w:r>
+        <w:rPr>
+          <w:b/>
+          <w:bCs/>
+        </w:rPr>
+        <w:t>Chapter VIII (Nirvana/Divali):</w:t>
+      </w:r>
+      <w:r>
+        <w:t xml:space="preserve"> Shri Mataji confirms Mahavira is "fond of light</w:t>
+      </w:r>
+      <w:r>
+        <w:t>”</w:t>
+      </w:r>
+      <w:r>
+        <w:t>.</w:t>
+      </w:r>
+    </w:p>
+    <w:p/>
     <w:sectPr>
-      <w:footerReference r:id="rId7" w:type="default"/>
-      <w:pgSz w:h="15840" w:w="12240" w:orient="portrait"/>
-      <w:pgMar w:bottom="1440" w:top="1440" w:left="1440" w:right="1440" w:header="720" w:footer="720"/>
+      <w:footerReference w:type="default" r:id="rId8"/>
+      <w:pgSz w:w="12240" w:h="15840"/>
+      <w:pgMar w:top="1440" w:right="1440" w:bottom="1440" w:left="1440" w:header="720" w:footer="720" w:gutter="0"/>
       <w:pgNumType w:start="1"/>
-      <w:sectPrChange w:author="Virata Pusuluri" w:id="0" w:date="2026-03-23T13:54:55Z">
-        <w:sectPr w:rsidR="000000" w:rsidDel="000000" w:rsidRPr="000000" w:rsidSect="000000">
-          <w:pgMar w:bottom="1440" w:top="1440" w:left="1440" w:right="1440" w:header="720" w:footer="720"/>
-          <w:pgNumType w:start="1"/>
-          <w:pgSz w:h="15840" w:w="12240" w:orient="portrait"/>
-        </w:sectPr>
-      </w:sectPrChange>
+      <w:cols w:space="720"/>
     </w:sectPr>
   </w:body>
 </w:document>
 </file>
 
+<file path=word/endnotes.xml><?xml version="1.0" encoding="utf-8"?>
+<w:endnotes xmlns:wpc="http://schemas.microsoft.com/office/word/2010/wordprocessingCanvas" xmlns:cx="http://schemas.microsoft.com/office/drawing/2014/chartex" xmlns:cx1="http://schemas.microsoft.com/office/drawing/2015/9/8/chartex" xmlns:cx2="http://schemas.microsoft.com/office/drawing/2015/10/21/chartex" xmlns:cx3="http://schemas.microsoft.com/office/drawing/2016/5/9/chartex" xmlns:cx4="http://schemas.microsoft.com/office/drawing/2016/5/10/chartex" xmlns:cx5="http://schemas.microsoft.com/office/drawing/2016/5/11/chartex" xmlns:cx6="http://schemas.microsoft.com/office/drawing/2016/5/12/chartex" xmlns:cx7="http://schemas.microsoft.com/office/drawing/2016/5/13/chartex" xmlns:cx8="http://schemas.microsoft.com/office/drawing/2016/5/14/chartex" xmlns:mc="http://schemas.openxmlformats.org/markup-compatibility/2006" xmlns:aink="http://schemas.microsoft.com/office/drawing/2016/ink" xmlns:am3d="http://schemas.microsoft.com/office/drawing/2017/model3d" xmlns:o="urn:schemas-microsoft-com:office:office" xmlns:oel="http://schemas.microsoft.com/office/2019/extlst" xmlns:r="http://schemas.openxmlformats.org/officeDocument/2006/relationships" xmlns:m="http://schemas.openxmlformats.org/officeDocument/2006/math" xmlns:v="urn:schemas-microsoft-com:vml" xmlns:wp14="http://schemas.microsoft.com/office/word/2010/wordprocessingDrawing" xmlns:wp="http://schemas.openxmlformats.org/drawingml/2006/wordprocessingDrawing" xmlns:w10="urn:schemas-microsoft-com:office:word" xmlns:w="http://schemas.openxmlformats.org/wordprocessingml/2006/main" xmlns:w14="http://schemas.microsoft.com/office/word/2010/wordml" xmlns:w15="http://schemas.microsoft.com/office/word/2012/wordml" xmlns:w16cex="http://schemas.microsoft.com/office/word/2018/wordml/cex" xmlns:w16cid="http://schemas.microsoft.com/office/word/2016/wordml/cid" xmlns:w16="http://schemas.microsoft.com/office/word/2018/wordml" xmlns:w16du="http://schemas.microsoft.com/office/word/2023/wordml/word16du" xmlns:w16sdtdh="http://schemas.microsoft.com/office/word/2020/wordml/sdtdatahash" xmlns:w16sdtfl="http://schemas.microsoft.com/office/word/2024/wordml/sdtformatlock" xmlns:w16se="http://schemas.microsoft.com/office/word/2015/wordml/symex" xmlns:wpg="http://schemas.microsoft.com/office/word/2010/wordprocessingGroup" xmlns:wpi="http://schemas.microsoft.com/office/word/2010/wordprocessingInk" xmlns:wne="http://schemas.microsoft.com/office/word/2006/wordml" xmlns:wps="http://schemas.microsoft.com/office/word/2010/wordprocessingShape" mc:Ignorable="w14 w15 w16se w16cid w16 w16cex w16sdtdh w16sdtfl w16du wp14">
+  <w:endnote w:type="separator" w:id="-1">
+    <w:p>
+      <w:pPr>
+        <w:spacing w:after="0" w:line="240" w:lineRule="auto"/>
+      </w:pPr>
+      <w:r>
+        <w:separator/>
+      </w:r>
+    </w:p>
+  </w:endnote>
+  <w:endnote w:type="continuationSeparator" w:id="0">
+    <w:p>
+      <w:pPr>
+        <w:spacing w:after="0" w:line="240" w:lineRule="auto"/>
+      </w:pPr>
+      <w:r>
+        <w:continuationSeparator/>
+      </w:r>
+    </w:p>
+  </w:endnote>
+</w:endnotes>
+</file>
+
 <file path=word/footer1.xml><?xml version="1.0" encoding="utf-8"?>
-<w:ftr xmlns:mc="http://schemas.openxmlformats.org/markup-compatibility/2006" xmlns:o="urn:schemas-microsoft-com:office:office" xmlns:r="http://schemas.openxmlformats.org/officeDocument/2006/relationships" xmlns:m="http://schemas.openxmlformats.org/officeDocument/2006/math" xmlns:v="urn:schemas-microsoft-com:vml" xmlns:wp="http://schemas.openxmlformats.org/drawingml/2006/wordprocessingDrawing" xmlns:w10="urn:schemas-microsoft-com:office:word" xmlns:w="http://schemas.openxmlformats.org/wordprocessingml/2006/main" xmlns:wne="http://schemas.microsoft.com/office/word/2006/wordml" xmlns:sl="http://schemas.openxmlformats.org/schemaLibrary/2006/main" xmlns:a="http://schemas.openxmlformats.org/drawingml/2006/main" xmlns:pic="http://schemas.openxmlformats.org/drawingml/2006/picture" xmlns:c="http://schemas.openxmlformats.org/drawingml/2006/chart" xmlns:lc="http://schemas.openxmlformats.org/drawingml/2006/lockedCanvas" xmlns:dgm="http://schemas.openxmlformats.org/drawingml/2006/diagram" xmlns:wps="http://schemas.microsoft.com/office/word/2010/wordprocessingShape" xmlns:wpg="http://schemas.microsoft.com/office/word/2010/wordprocessingGroup" xmlns:w14="http://schemas.microsoft.com/office/word/2010/wordml" xmlns:w15="http://schemas.microsoft.com/office/word/2012/wordml" xmlns:w16="http://schemas.microsoft.com/office/word/2018/wordml" xmlns:w16cex="http://schemas.microsoft.com/office/word/2018/wordml/cex" xmlns:w16cid="http://schemas.microsoft.com/office/word/2016/wordml/cid" xmlns="http://schemas.microsoft.com/office/tasks/2019/documenttasks" xmlns:cr="http://schemas.microsoft.com/office/comments/2020/reactions">
+<w:ftr xmlns:wpc="http://schemas.microsoft.com/office/word/2010/wordprocessingCanvas" xmlns:cx="http://schemas.microsoft.com/office/drawing/2014/chartex" xmlns:cx1="http://schemas.microsoft.com/office/drawing/2015/9/8/chartex" xmlns:cx2="http://schemas.microsoft.com/office/drawing/2015/10/21/chartex" xmlns:cx3="http://schemas.microsoft.com/office/drawing/2016/5/9/chartex" xmlns:cx4="http://schemas.microsoft.com/office/drawing/2016/5/10/chartex" xmlns:cx5="http://schemas.microsoft.com/office/drawing/2016/5/11/chartex" xmlns:cx6="http://schemas.microsoft.com/office/drawing/2016/5/12/chartex" xmlns:cx7="http://schemas.microsoft.com/office/drawing/2016/5/13/chartex" xmlns:cx8="http://schemas.microsoft.com/office/drawing/2016/5/14/chartex" xmlns:mc="http://schemas.openxmlformats.org/markup-compatibility/2006" xmlns:aink="http://schemas.microsoft.com/office/drawing/2016/ink" xmlns:am3d="http://schemas.microsoft.com/office/drawing/2017/model3d" xmlns:o="urn:schemas-microsoft-com:office:office" xmlns:oel="http://schemas.microsoft.com/office/2019/extlst" xmlns:r="http://schemas.openxmlformats.org/officeDocument/2006/relationships" xmlns:m="http://schemas.openxmlformats.org/officeDocument/2006/math" xmlns:v="urn:schemas-microsoft-com:vml" xmlns:wp14="http://schemas.microsoft.com/office/word/2010/wordprocessingDrawing" xmlns:wp="http://schemas.openxmlformats.org/drawingml/2006/wordprocessingDrawing" xmlns:w10="urn:schemas-microsoft-com:office:word" xmlns:w="http://schemas.openxmlformats.org/wordprocessingml/2006/main" xmlns:w14="http://schemas.microsoft.com/office/word/2010/wordml" xmlns:w15="http://schemas.microsoft.com/office/word/2012/wordml" xmlns:w16cex="http://schemas.microsoft.com/office/word/2018/wordml/cex" xmlns:w16cid="http://schemas.microsoft.com/office/word/2016/wordml/cid" xmlns:w16="http://schemas.microsoft.com/office/word/2018/wordml" xmlns:w16du="http://schemas.microsoft.com/office/word/2023/wordml/word16du" xmlns:w16sdtdh="http://schemas.microsoft.com/office/word/2020/wordml/sdtdatahash" xmlns:w16sdtfl="http://schemas.microsoft.com/office/word/2024/wordml/sdtformatlock" xmlns:w16se="http://schemas.microsoft.com/office/word/2015/wordml/symex" xmlns:wpg="http://schemas.microsoft.com/office/word/2010/wordprocessingGroup" xmlns:wpi="http://schemas.microsoft.com/office/word/2010/wordprocessingInk" xmlns:wne="http://schemas.microsoft.com/office/word/2006/wordml" xmlns:wps="http://schemas.microsoft.com/office/word/2010/wordprocessingShape" mc:Ignorable="w14 w15 w16se w16cid w16 w16cex w16sdtdh w16sdtfl w16du wp14">
   <w:sdt>
     <w:sdtPr>
+      <w:tag w:val="goog_rdk_3"/>
       <w:id w:val="1084465079"/>
-      <w:tag w:val="goog_rdk_3"/>
     </w:sdtPr>
     <w:sdtContent>
       <w:p>
         <w:pPr>
           <w:rPr>
-            <w:ins w:author="Virata Pusuluri" w:id="1" w:date="2026-03-23T13:54:55Z"/>
-            <w:rPrChange w:author="Virata Pusuluri" w:id="0" w:date="2026-03-23T13:54:55Z">
-              <w:rPr/>
-            </w:rPrChange>
+            <w:ins w:id="0" w:author="Virata Pusuluri" w:date="2026-03-23T13:54:00Z"/>
           </w:rPr>
         </w:pPr>
         <w:sdt>
           <w:sdtPr>
+            <w:tag w:val="goog_rdk_1"/>
             <w:id w:val="4302826"/>
-            <w:tag w:val="goog_rdk_1"/>
           </w:sdtPr>
           <w:sdtContent>
-            <w:ins w:author="Virata Pusuluri" w:id="1" w:date="2026-03-23T13:54:55Z"/>
             <w:sdt>
               <w:sdtPr>
+                <w:tag w:val="goog_rdk_2"/>
                 <w:id w:val="-797507203"/>
-                <w:tag w:val="goog_rdk_2"/>
               </w:sdtPr>
-              <w:sdtContent>
-                <w:ins w:author="Virata Pusuluri" w:id="1" w:date="2026-03-23T13:54:55Z">
-                  <w:r>
-                    <w:rPr>
-                      <w:rtl w:val="0"/>
-                    </w:rPr>
-                  </w:r>
-                </w:ins>
-              </w:sdtContent>
+              <w:sdtContent/>
             </w:sdt>
-            <w:ins w:author="Virata Pusuluri" w:id="1" w:date="2026-03-23T13:54:55Z"/>
           </w:sdtContent>
         </w:sdt>
       </w:p>
@@ -475,9 +379,37 @@
 </w:ftr>
 </file>
 
+<file path=word/footnotes.xml><?xml version="1.0" encoding="utf-8"?>
+<w:footnotes xmlns:wpc="http://schemas.microsoft.com/office/word/2010/wordprocessingCanvas" xmlns:cx="http://schemas.microsoft.com/office/drawing/2014/chartex" xmlns:cx1="http://schemas.microsoft.com/office/drawing/2015/9/8/chartex" xmlns:cx2="http://schemas.microsoft.com/office/drawing/2015/10/21/chartex" xmlns:cx3="http://schemas.microsoft.com/office/drawing/2016/5/9/chartex" xmlns:cx4="http://schemas.microsoft.com/office/drawing/2016/5/10/chartex" xmlns:cx5="http://schemas.microsoft.com/office/drawing/2016/5/11/chartex" xmlns:cx6="http://schemas.microsoft.com/office/drawing/2016/5/12/chartex" xmlns:cx7="http://schemas.microsoft.com/office/drawing/2016/5/13/chartex" xmlns:cx8="http://schemas.microsoft.com/office/drawing/2016/5/14/chartex" xmlns:mc="http://schemas.openxmlformats.org/markup-compatibility/2006" xmlns:aink="http://schemas.microsoft.com/office/drawing/2016/ink" xmlns:am3d="http://schemas.microsoft.com/office/drawing/2017/model3d" xmlns:o="urn:schemas-microsoft-com:office:office" xmlns:oel="http://schemas.microsoft.com/office/2019/extlst" xmlns:r="http://schemas.openxmlformats.org/officeDocument/2006/relationships" xmlns:m="http://schemas.openxmlformats.org/officeDocument/2006/math" xmlns:v="urn:schemas-microsoft-com:vml" xmlns:wp14="http://schemas.microsoft.com/office/word/2010/wordprocessingDrawing" xmlns:wp="http://schemas.openxmlformats.org/drawingml/2006/wordprocessingDrawing" xmlns:w10="urn:schemas-microsoft-com:office:word" xmlns:w="http://schemas.openxmlformats.org/wordprocessingml/2006/main" xmlns:w14="http://schemas.microsoft.com/office/word/2010/wordml" xmlns:w15="http://schemas.microsoft.com/office/word/2012/wordml" xmlns:w16cex="http://schemas.microsoft.com/office/word/2018/wordml/cex" xmlns:w16cid="http://schemas.microsoft.com/office/word/2016/wordml/cid" xmlns:w16="http://schemas.microsoft.com/office/word/2018/wordml" xmlns:w16du="http://schemas.microsoft.com/office/word/2023/wordml/word16du" xmlns:w16sdtdh="http://schemas.microsoft.com/office/word/2020/wordml/sdtdatahash" xmlns:w16sdtfl="http://schemas.microsoft.com/office/word/2024/wordml/sdtformatlock" xmlns:w16se="http://schemas.microsoft.com/office/word/2015/wordml/symex" xmlns:wpg="http://schemas.microsoft.com/office/word/2010/wordprocessingGroup" xmlns:wpi="http://schemas.microsoft.com/office/word/2010/wordprocessingInk" xmlns:wne="http://schemas.microsoft.com/office/word/2006/wordml" xmlns:wps="http://schemas.microsoft.com/office/word/2010/wordprocessingShape" mc:Ignorable="w14 w15 w16se w16cid w16 w16cex w16sdtdh w16sdtfl w16du wp14">
+  <w:footnote w:type="separator" w:id="-1">
+    <w:p>
+      <w:pPr>
+        <w:spacing w:after="0" w:line="240" w:lineRule="auto"/>
+      </w:pPr>
+      <w:r>
+        <w:separator/>
+      </w:r>
+    </w:p>
+  </w:footnote>
+  <w:footnote w:type="continuationSeparator" w:id="0">
+    <w:p>
+      <w:pPr>
+        <w:spacing w:after="0" w:line="240" w:lineRule="auto"/>
+      </w:pPr>
+      <w:r>
+        <w:continuationSeparator/>
+      </w:r>
+    </w:p>
+  </w:footnote>
+</w:footnotes>
+</file>
+
 <file path=word/numbering.xml><?xml version="1.0" encoding="utf-8"?>
-<w:numbering xmlns:mc="http://schemas.openxmlformats.org/markup-compatibility/2006" xmlns:o="urn:schemas-microsoft-com:office:office" xmlns:r="http://schemas.openxmlformats.org/officeDocument/2006/relationships" xmlns:m="http://schemas.openxmlformats.org/officeDocument/2006/math" xmlns:v="urn:schemas-microsoft-com:vml" xmlns:wp="http://schemas.openxmlformats.org/drawingml/2006/wordprocessingDrawing" xmlns:w10="urn:schemas-microsoft-com:office:word" xmlns:w="http://schemas.openxmlformats.org/wordprocessingml/2006/main" xmlns:wne="http://schemas.microsoft.com/office/word/2006/wordml" xmlns:sl="http://schemas.openxmlformats.org/schemaLibrary/2006/main" xmlns:a="http://schemas.openxmlformats.org/drawingml/2006/main" xmlns:pic="http://schemas.openxmlformats.org/drawingml/2006/picture" xmlns:c="http://schemas.openxmlformats.org/drawingml/2006/chart" xmlns:lc="http://schemas.openxmlformats.org/drawingml/2006/lockedCanvas" xmlns:dgm="http://schemas.openxmlformats.org/drawingml/2006/diagram" xmlns:wps="http://schemas.microsoft.com/office/word/2010/wordprocessingShape" xmlns:wpg="http://schemas.microsoft.com/office/word/2010/wordprocessingGroup" xmlns:w14="http://schemas.microsoft.com/office/word/2010/wordml" xmlns:w15="http://schemas.microsoft.com/office/word/2012/wordml" xmlns:w16="http://schemas.microsoft.com/office/word/2018/wordml" xmlns:w16cex="http://schemas.microsoft.com/office/word/2018/wordml/cex" xmlns:w16cid="http://schemas.microsoft.com/office/word/2016/wordml/cid" xmlns="http://schemas.microsoft.com/office/tasks/2019/documenttasks" xmlns:cr="http://schemas.microsoft.com/office/comments/2020/reactions">
-  <w:abstractNum w:abstractNumId="1">
+<w:numbering xmlns:wpc="http://schemas.microsoft.com/office/word/2010/wordprocessingCanvas" xmlns:cx="http://schemas.microsoft.com/office/drawing/2014/chartex" xmlns:cx1="http://schemas.microsoft.com/office/drawing/2015/9/8/chartex" xmlns:cx2="http://schemas.microsoft.com/office/drawing/2015/10/21/chartex" xmlns:cx3="http://schemas.microsoft.com/office/drawing/2016/5/9/chartex" xmlns:cx4="http://schemas.microsoft.com/office/drawing/2016/5/10/chartex" xmlns:cx5="http://schemas.microsoft.com/office/drawing/2016/5/11/chartex" xmlns:cx6="http://schemas.microsoft.com/office/drawing/2016/5/12/chartex" xmlns:cx7="http://schemas.microsoft.com/office/drawing/2016/5/13/chartex" xmlns:cx8="http://schemas.microsoft.com/office/drawing/2016/5/14/chartex" xmlns:mc="http://schemas.openxmlformats.org/markup-compatibility/2006" xmlns:aink="http://schemas.microsoft.com/office/drawing/2016/ink" xmlns:am3d="http://schemas.microsoft.com/office/drawing/2017/model3d" xmlns:o="urn:schemas-microsoft-com:office:office" xmlns:oel="http://schemas.microsoft.com/office/2019/extlst" xmlns:r="http://schemas.openxmlformats.org/officeDocument/2006/relationships" xmlns:m="http://schemas.openxmlformats.org/officeDocument/2006/math" xmlns:v="urn:schemas-microsoft-com:vml" xmlns:wp14="http://schemas.microsoft.com/office/word/2010/wordprocessingDrawing" xmlns:wp="http://schemas.openxmlformats.org/drawingml/2006/wordprocessingDrawing" xmlns:w10="urn:schemas-microsoft-com:office:word" xmlns:w="http://schemas.openxmlformats.org/wordprocessingml/2006/main" xmlns:w14="http://schemas.microsoft.com/office/word/2010/wordml" xmlns:w15="http://schemas.microsoft.com/office/word/2012/wordml" xmlns:w16cex="http://schemas.microsoft.com/office/word/2018/wordml/cex" xmlns:w16cid="http://schemas.microsoft.com/office/word/2016/wordml/cid" xmlns:w16="http://schemas.microsoft.com/office/word/2018/wordml" xmlns:w16du="http://schemas.microsoft.com/office/word/2023/wordml/word16du" xmlns:w16sdtdh="http://schemas.microsoft.com/office/word/2020/wordml/sdtdatahash" xmlns:w16sdtfl="http://schemas.microsoft.com/office/word/2024/wordml/sdtformatlock" xmlns:w16se="http://schemas.microsoft.com/office/word/2015/wordml/symex" xmlns:wpg="http://schemas.microsoft.com/office/word/2010/wordprocessingGroup" xmlns:wpi="http://schemas.microsoft.com/office/word/2010/wordprocessingInk" xmlns:wne="http://schemas.microsoft.com/office/word/2006/wordml" xmlns:wps="http://schemas.microsoft.com/office/word/2010/wordprocessingShape" mc:Ignorable="w14 w15 w16se w16cid w16 w16cex w16sdtdh w16sdtfl w16du wp14">
+  <w:abstractNum w:abstractNumId="0" w15:restartNumberingAfterBreak="0">
+    <w:nsid w:val="09315C0B"/>
+    <w:multiLevelType w:val="multilevel"/>
+    <w:tmpl w:val="57D609FC"/>
     <w:lvl w:ilvl="0">
       <w:start w:val="1"/>
       <w:numFmt w:val="bullet"/>
@@ -487,7 +419,7 @@
         <w:ind w:left="720" w:hanging="360"/>
       </w:pPr>
       <w:rPr>
-        <w:rFonts w:ascii="Noto Sans Symbols" w:cs="Noto Sans Symbols" w:eastAsia="Noto Sans Symbols" w:hAnsi="Noto Sans Symbols"/>
+        <w:rFonts w:ascii="Noto Sans Symbols" w:eastAsia="Noto Sans Symbols" w:hAnsi="Noto Sans Symbols" w:cs="Noto Sans Symbols"/>
         <w:sz w:val="20"/>
         <w:szCs w:val="20"/>
       </w:rPr>
@@ -501,7 +433,7 @@
         <w:ind w:left="1440" w:hanging="360"/>
       </w:pPr>
       <w:rPr>
-        <w:rFonts w:ascii="Courier New" w:cs="Courier New" w:eastAsia="Courier New" w:hAnsi="Courier New"/>
+        <w:rFonts w:ascii="Courier New" w:eastAsia="Courier New" w:hAnsi="Courier New" w:cs="Courier New"/>
         <w:sz w:val="20"/>
         <w:szCs w:val="20"/>
       </w:rPr>
@@ -515,7 +447,7 @@
         <w:ind w:left="2160" w:hanging="360"/>
       </w:pPr>
       <w:rPr>
-        <w:rFonts w:ascii="Noto Sans Symbols" w:cs="Noto Sans Symbols" w:eastAsia="Noto Sans Symbols" w:hAnsi="Noto Sans Symbols"/>
+        <w:rFonts w:ascii="Noto Sans Symbols" w:eastAsia="Noto Sans Symbols" w:hAnsi="Noto Sans Symbols" w:cs="Noto Sans Symbols"/>
         <w:sz w:val="20"/>
         <w:szCs w:val="20"/>
       </w:rPr>
@@ -529,7 +461,7 @@
         <w:ind w:left="2880" w:hanging="360"/>
       </w:pPr>
       <w:rPr>
-        <w:rFonts w:ascii="Noto Sans Symbols" w:cs="Noto Sans Symbols" w:eastAsia="Noto Sans Symbols" w:hAnsi="Noto Sans Symbols"/>
+        <w:rFonts w:ascii="Noto Sans Symbols" w:eastAsia="Noto Sans Symbols" w:hAnsi="Noto Sans Symbols" w:cs="Noto Sans Symbols"/>
         <w:sz w:val="20"/>
         <w:szCs w:val="20"/>
       </w:rPr>
@@ -543,7 +475,7 @@
         <w:ind w:left="3600" w:hanging="360"/>
       </w:pPr>
       <w:rPr>
-        <w:rFonts w:ascii="Noto Sans Symbols" w:cs="Noto Sans Symbols" w:eastAsia="Noto Sans Symbols" w:hAnsi="Noto Sans Symbols"/>
+        <w:rFonts w:ascii="Noto Sans Symbols" w:eastAsia="Noto Sans Symbols" w:hAnsi="Noto Sans Symbols" w:cs="Noto Sans Symbols"/>
         <w:sz w:val="20"/>
         <w:szCs w:val="20"/>
       </w:rPr>
@@ -557,7 +489,7 @@
         <w:ind w:left="4320" w:hanging="360"/>
       </w:pPr>
       <w:rPr>
-        <w:rFonts w:ascii="Noto Sans Symbols" w:cs="Noto Sans Symbols" w:eastAsia="Noto Sans Symbols" w:hAnsi="Noto Sans Symbols"/>
+        <w:rFonts w:ascii="Noto Sans Symbols" w:eastAsia="Noto Sans Symbols" w:hAnsi="Noto Sans Symbols" w:cs="Noto Sans Symbols"/>
         <w:sz w:val="20"/>
         <w:szCs w:val="20"/>
       </w:rPr>
@@ -571,7 +503,7 @@
         <w:ind w:left="5040" w:hanging="360"/>
       </w:pPr>
       <w:rPr>
-        <w:rFonts w:ascii="Noto Sans Symbols" w:cs="Noto Sans Symbols" w:eastAsia="Noto Sans Symbols" w:hAnsi="Noto Sans Symbols"/>
+        <w:rFonts w:ascii="Noto Sans Symbols" w:eastAsia="Noto Sans Symbols" w:hAnsi="Noto Sans Symbols" w:cs="Noto Sans Symbols"/>
         <w:sz w:val="20"/>
         <w:szCs w:val="20"/>
       </w:rPr>
@@ -585,7 +517,7 @@
         <w:ind w:left="5760" w:hanging="360"/>
       </w:pPr>
       <w:rPr>
-        <w:rFonts w:ascii="Noto Sans Symbols" w:cs="Noto Sans Symbols" w:eastAsia="Noto Sans Symbols" w:hAnsi="Noto Sans Symbols"/>
+        <w:rFonts w:ascii="Noto Sans Symbols" w:eastAsia="Noto Sans Symbols" w:hAnsi="Noto Sans Symbols" w:cs="Noto Sans Symbols"/>
         <w:sz w:val="20"/>
         <w:szCs w:val="20"/>
       </w:rPr>
@@ -599,61 +531,433 @@
         <w:ind w:left="6480" w:hanging="360"/>
       </w:pPr>
       <w:rPr>
-        <w:rFonts w:ascii="Noto Sans Symbols" w:cs="Noto Sans Symbols" w:eastAsia="Noto Sans Symbols" w:hAnsi="Noto Sans Symbols"/>
+        <w:rFonts w:ascii="Noto Sans Symbols" w:eastAsia="Noto Sans Symbols" w:hAnsi="Noto Sans Symbols" w:cs="Noto Sans Symbols"/>
         <w:sz w:val="20"/>
         <w:szCs w:val="20"/>
       </w:rPr>
     </w:lvl>
   </w:abstractNum>
-  <w:num w:numId="1">
-    <w:abstractNumId w:val="1"/>
+  <w:num w:numId="1" w16cid:durableId="2043939506">
+    <w:abstractNumId w:val="0"/>
   </w:num>
 </w:numbering>
 </file>
 
 <file path=word/styles.xml><?xml version="1.0" encoding="utf-8"?>
-<w:styles xmlns:mc="http://schemas.openxmlformats.org/markup-compatibility/2006" xmlns:o="urn:schemas-microsoft-com:office:office" xmlns:r="http://schemas.openxmlformats.org/officeDocument/2006/relationships" xmlns:m="http://schemas.openxmlformats.org/officeDocument/2006/math" xmlns:v="urn:schemas-microsoft-com:vml" xmlns:wp="http://schemas.openxmlformats.org/drawingml/2006/wordprocessingDrawing" xmlns:w10="urn:schemas-microsoft-com:office:word" xmlns:w="http://schemas.openxmlformats.org/wordprocessingml/2006/main" xmlns:wne="http://schemas.microsoft.com/office/word/2006/wordml" xmlns:sl="http://schemas.openxmlformats.org/schemaLibrary/2006/main" xmlns:a="http://schemas.openxmlformats.org/drawingml/2006/main" xmlns:pic="http://schemas.openxmlformats.org/drawingml/2006/picture" xmlns:c="http://schemas.openxmlformats.org/drawingml/2006/chart" xmlns:lc="http://schemas.openxmlformats.org/drawingml/2006/lockedCanvas" xmlns:dgm="http://schemas.openxmlformats.org/drawingml/2006/diagram" xmlns:wps="http://schemas.microsoft.com/office/word/2010/wordprocessingShape" xmlns:wpg="http://schemas.microsoft.com/office/word/2010/wordprocessingGroup" xmlns:w14="http://schemas.microsoft.com/office/word/2010/wordml" xmlns:w15="http://schemas.microsoft.com/office/word/2012/wordml" xmlns:w16="http://schemas.microsoft.com/office/word/2018/wordml" xmlns:w16cex="http://schemas.microsoft.com/office/word/2018/wordml/cex" xmlns:w16cid="http://schemas.microsoft.com/office/word/2016/wordml/cid" xmlns="http://schemas.microsoft.com/office/tasks/2019/documenttasks" xmlns:cr="http://schemas.microsoft.com/office/comments/2020/reactions">
+<w:styles xmlns:mc="http://schemas.openxmlformats.org/markup-compatibility/2006" xmlns:r="http://schemas.openxmlformats.org/officeDocument/2006/relationships" xmlns:w="http://schemas.openxmlformats.org/wordprocessingml/2006/main" xmlns:w14="http://schemas.microsoft.com/office/word/2010/wordml" xmlns:w15="http://schemas.microsoft.com/office/word/2012/wordml" xmlns:w16cex="http://schemas.microsoft.com/office/word/2018/wordml/cex" xmlns:w16cid="http://schemas.microsoft.com/office/word/2016/wordml/cid" xmlns:w16="http://schemas.microsoft.com/office/word/2018/wordml" xmlns:w16du="http://schemas.microsoft.com/office/word/2023/wordml/word16du" xmlns:w16sdtdh="http://schemas.microsoft.com/office/word/2020/wordml/sdtdatahash" xmlns:w16sdtfl="http://schemas.microsoft.com/office/word/2024/wordml/sdtformatlock" xmlns:w16se="http://schemas.microsoft.com/office/word/2015/wordml/symex" mc:Ignorable="w14 w15 w16se w16cid w16 w16cex w16sdtdh w16sdtfl w16du">
   <w:docDefaults>
     <w:rPrDefault>
       <w:rPr>
-        <w:rFonts w:ascii="Aptos" w:cs="Aptos" w:eastAsia="Aptos" w:hAnsi="Aptos"/>
+        <w:rFonts w:ascii="Aptos" w:eastAsia="Aptos" w:hAnsi="Aptos" w:cs="Aptos"/>
         <w:sz w:val="24"/>
         <w:szCs w:val="24"/>
-        <w:lang w:val="en"/>
+        <w:lang w:val="en" w:eastAsia="en-US" w:bidi="hi-IN"/>
       </w:rPr>
     </w:rPrDefault>
     <w:pPrDefault>
       <w:pPr>
-        <w:spacing w:after="160" w:line="278.00000000000006" w:lineRule="auto"/>
+        <w:spacing w:after="160" w:line="278" w:lineRule="auto"/>
       </w:pPr>
     </w:pPrDefault>
   </w:docDefaults>
-  <w:style w:type="table" w:styleId="TableNormal" w:default="1">
-    <w:name w:val="TableNormal"/>
-    <w:tblPr>
-      <w:tblCellMar>
-        <w:top w:w="100.0" w:type="dxa"/>
-        <w:left w:w="100.0" w:type="dxa"/>
-        <w:bottom w:w="100.0" w:type="dxa"/>
-        <w:right w:w="100.0" w:type="dxa"/>
-      </w:tblCellMar>
-    </w:tblPr>
-  </w:style>
-  <w:style w:type="paragraph" w:styleId="Normal" w:default="1">
-    <w:name w:val="normal"/>
+  <w:latentStyles w:defLockedState="0" w:defUIPriority="99" w:defSemiHidden="0" w:defUnhideWhenUsed="0" w:defQFormat="0" w:count="376">
+    <w:lsdException w:name="Normal" w:uiPriority="0" w:qFormat="1"/>
+    <w:lsdException w:name="heading 1" w:uiPriority="9" w:qFormat="1"/>
+    <w:lsdException w:name="heading 2" w:semiHidden="1" w:uiPriority="9" w:unhideWhenUsed="1" w:qFormat="1"/>
+    <w:lsdException w:name="heading 3" w:semiHidden="1" w:uiPriority="9" w:unhideWhenUsed="1" w:qFormat="1"/>
+    <w:lsdException w:name="heading 4" w:semiHidden="1" w:uiPriority="9" w:unhideWhenUsed="1" w:qFormat="1"/>
+    <w:lsdException w:name="heading 5" w:semiHidden="1" w:uiPriority="9" w:unhideWhenUsed="1" w:qFormat="1"/>
+    <w:lsdException w:name="heading 6" w:semiHidden="1" w:uiPriority="9" w:unhideWhenUsed="1" w:qFormat="1"/>
+    <w:lsdException w:name="heading 7" w:semiHidden="1" w:uiPriority="9" w:unhideWhenUsed="1" w:qFormat="1"/>
+    <w:lsdException w:name="heading 8" w:semiHidden="1" w:uiPriority="9" w:unhideWhenUsed="1" w:qFormat="1"/>
+    <w:lsdException w:name="heading 9" w:semiHidden="1" w:uiPriority="9" w:unhideWhenUsed="1" w:qFormat="1"/>
+    <w:lsdException w:name="index 1" w:semiHidden="1" w:unhideWhenUsed="1"/>
+    <w:lsdException w:name="index 2" w:semiHidden="1" w:unhideWhenUsed="1"/>
+    <w:lsdException w:name="index 3" w:semiHidden="1" w:unhideWhenUsed="1"/>
+    <w:lsdException w:name="index 4" w:semiHidden="1" w:unhideWhenUsed="1"/>
+    <w:lsdException w:name="index 5" w:semiHidden="1" w:unhideWhenUsed="1"/>
+    <w:lsdException w:name="index 6" w:semiHidden="1" w:unhideWhenUsed="1"/>
+    <w:lsdException w:name="index 7" w:semiHidden="1" w:unhideWhenUsed="1"/>
+    <w:lsdException w:name="index 8" w:semiHidden="1" w:unhideWhenUsed="1"/>
+    <w:lsdException w:name="index 9" w:semiHidden="1" w:unhideWhenUsed="1"/>
+    <w:lsdException w:name="toc 1" w:semiHidden="1" w:uiPriority="39" w:unhideWhenUsed="1"/>
+    <w:lsdException w:name="toc 2" w:semiHidden="1" w:uiPriority="39" w:unhideWhenUsed="1"/>
+    <w:lsdException w:name="toc 3" w:semiHidden="1" w:uiPriority="39" w:unhideWhenUsed="1"/>
+    <w:lsdException w:name="toc 4" w:semiHidden="1" w:uiPriority="39" w:unhideWhenUsed="1"/>
+    <w:lsdException w:name="toc 5" w:semiHidden="1" w:uiPriority="39" w:unhideWhenUsed="1"/>
+    <w:lsdException w:name="toc 6" w:semiHidden="1" w:uiPriority="39" w:unhideWhenUsed="1"/>
+    <w:lsdException w:name="toc 7" w:semiHidden="1" w:uiPriority="39" w:unhideWhenUsed="1"/>
+    <w:lsdException w:name="toc 8" w:semiHidden="1" w:uiPriority="39" w:unhideWhenUsed="1"/>
+    <w:lsdException w:name="toc 9" w:semiHidden="1" w:uiPriority="39" w:unhideWhenUsed="1"/>
+    <w:lsdException w:name="Normal Indent" w:semiHidden="1" w:unhideWhenUsed="1"/>
+    <w:lsdException w:name="footnote text" w:semiHidden="1" w:unhideWhenUsed="1"/>
+    <w:lsdException w:name="annotation text" w:semiHidden="1" w:unhideWhenUsed="1"/>
+    <w:lsdException w:name="header" w:semiHidden="1" w:unhideWhenUsed="1"/>
+    <w:lsdException w:name="footer" w:semiHidden="1" w:unhideWhenUsed="1"/>
+    <w:lsdException w:name="index heading" w:semiHidden="1" w:unhideWhenUsed="1"/>
+    <w:lsdException w:name="caption" w:semiHidden="1" w:uiPriority="35" w:unhideWhenUsed="1" w:qFormat="1"/>
+    <w:lsdException w:name="table of figures" w:semiHidden="1" w:unhideWhenUsed="1"/>
+    <w:lsdException w:name="envelope address" w:semiHidden="1" w:unhideWhenUsed="1"/>
+    <w:lsdException w:name="envelope return" w:semiHidden="1" w:unhideWhenUsed="1"/>
+    <w:lsdException w:name="footnote reference" w:semiHidden="1" w:unhideWhenUsed="1"/>
+    <w:lsdException w:name="annotation reference" w:semiHidden="1" w:unhideWhenUsed="1"/>
+    <w:lsdException w:name="line number" w:semiHidden="1" w:unhideWhenUsed="1"/>
+    <w:lsdException w:name="page number" w:semiHidden="1" w:unhideWhenUsed="1"/>
+    <w:lsdException w:name="endnote reference" w:semiHidden="1" w:unhideWhenUsed="1"/>
+    <w:lsdException w:name="endnote text" w:semiHidden="1" w:unhideWhenUsed="1"/>
+    <w:lsdException w:name="table of authorities" w:semiHidden="1" w:unhideWhenUsed="1"/>
+    <w:lsdException w:name="macro" w:semiHidden="1" w:unhideWhenUsed="1"/>
+    <w:lsdException w:name="toa heading" w:semiHidden="1" w:unhideWhenUsed="1"/>
+    <w:lsdException w:name="List" w:semiHidden="1" w:unhideWhenUsed="1"/>
+    <w:lsdException w:name="List Bullet" w:semiHidden="1" w:unhideWhenUsed="1"/>
+    <w:lsdException w:name="List Number" w:semiHidden="1" w:unhideWhenUsed="1"/>
+    <w:lsdException w:name="List 2" w:semiHidden="1" w:unhideWhenUsed="1"/>
+    <w:lsdException w:name="List 3" w:semiHidden="1" w:unhideWhenUsed="1"/>
+    <w:lsdException w:name="List 4" w:semiHidden="1" w:unhideWhenUsed="1"/>
+    <w:lsdException w:name="List 5" w:semiHidden="1" w:unhideWhenUsed="1"/>
+    <w:lsdException w:name="List Bullet 2" w:semiHidden="1" w:unhideWhenUsed="1"/>
+    <w:lsdException w:name="List Bullet 3" w:semiHidden="1" w:unhideWhenUsed="1"/>
+    <w:lsdException w:name="List Bullet 4" w:semiHidden="1" w:unhideWhenUsed="1"/>
+    <w:lsdException w:name="List Bullet 5" w:semiHidden="1" w:unhideWhenUsed="1"/>
+    <w:lsdException w:name="List Number 2" w:semiHidden="1" w:unhideWhenUsed="1"/>
+    <w:lsdException w:name="List Number 3" w:semiHidden="1" w:unhideWhenUsed="1"/>
+    <w:lsdException w:name="List Number 4" w:semiHidden="1" w:unhideWhenUsed="1"/>
+    <w:lsdException w:name="List Number 5" w:semiHidden="1" w:unhideWhenUsed="1"/>
+    <w:lsdException w:name="Title" w:uiPriority="10" w:qFormat="1"/>
+    <w:lsdException w:name="Closing" w:semiHidden="1" w:unhideWhenUsed="1"/>
+    <w:lsdException w:name="Signature" w:semiHidden="1" w:unhideWhenUsed="1"/>
+    <w:lsdException w:name="Default Paragraph Font" w:semiHidden="1" w:uiPriority="1" w:unhideWhenUsed="1"/>
+    <w:lsdException w:name="Body Text" w:semiHidden="1" w:unhideWhenUsed="1"/>
+    <w:lsdException w:name="Body Text Indent" w:semiHidden="1" w:unhideWhenUsed="1"/>
+    <w:lsdException w:name="List Continue" w:semiHidden="1" w:unhideWhenUsed="1"/>
+    <w:lsdException w:name="List Continue 2" w:semiHidden="1" w:unhideWhenUsed="1"/>
+    <w:lsdException w:name="List Continue 3" w:semiHidden="1" w:unhideWhenUsed="1"/>
+    <w:lsdException w:name="List Continue 4" w:semiHidden="1" w:unhideWhenUsed="1"/>
+    <w:lsdException w:name="List Continue 5" w:semiHidden="1" w:unhideWhenUsed="1"/>
+    <w:lsdException w:name="Message Header" w:semiHidden="1" w:unhideWhenUsed="1"/>
+    <w:lsdException w:name="Subtitle" w:uiPriority="11" w:qFormat="1"/>
+    <w:lsdException w:name="Salutation" w:semiHidden="1" w:unhideWhenUsed="1"/>
+    <w:lsdException w:name="Date" w:semiHidden="1" w:unhideWhenUsed="1"/>
+    <w:lsdException w:name="Body Text First Indent" w:semiHidden="1" w:unhideWhenUsed="1"/>
+    <w:lsdException w:name="Body Text First Indent 2" w:semiHidden="1" w:unhideWhenUsed="1"/>
+    <w:lsdException w:name="Note Heading" w:semiHidden="1" w:unhideWhenUsed="1"/>
+    <w:lsdException w:name="Body Text 2" w:semiHidden="1" w:unhideWhenUsed="1"/>
+    <w:lsdException w:name="Body Text 3" w:semiHidden="1" w:unhideWhenUsed="1"/>
+    <w:lsdException w:name="Body Text Indent 2" w:semiHidden="1" w:unhideWhenUsed="1"/>
+    <w:lsdException w:name="Body Text Indent 3" w:semiHidden="1" w:unhideWhenUsed="1"/>
+    <w:lsdException w:name="Block Text" w:semiHidden="1" w:unhideWhenUsed="1"/>
+    <w:lsdException w:name="Hyperlink" w:semiHidden="1" w:unhideWhenUsed="1"/>
+    <w:lsdException w:name="FollowedHyperlink" w:semiHidden="1" w:unhideWhenUsed="1"/>
+    <w:lsdException w:name="Strong" w:uiPriority="22" w:qFormat="1"/>
+    <w:lsdException w:name="Emphasis" w:uiPriority="20" w:qFormat="1"/>
+    <w:lsdException w:name="Document Map" w:semiHidden="1" w:unhideWhenUsed="1"/>
+    <w:lsdException w:name="Plain Text" w:semiHidden="1" w:unhideWhenUsed="1"/>
+    <w:lsdException w:name="E-mail Signature" w:semiHidden="1" w:unhideWhenUsed="1"/>
+    <w:lsdException w:name="HTML Top of Form" w:semiHidden="1" w:unhideWhenUsed="1"/>
+    <w:lsdException w:name="HTML Bottom of Form" w:semiHidden="1" w:unhideWhenUsed="1"/>
+    <w:lsdException w:name="Normal (Web)" w:semiHidden="1" w:unhideWhenUsed="1"/>
+    <w:lsdException w:name="HTML Acronym" w:semiHidden="1" w:unhideWhenUsed="1"/>
+    <w:lsdException w:name="HTML Address" w:semiHidden="1" w:unhideWhenUsed="1"/>
+    <w:lsdException w:name="HTML Cite" w:semiHidden="1" w:unhideWhenUsed="1"/>
+    <w:lsdException w:name="HTML Code" w:semiHidden="1" w:unhideWhenUsed="1"/>
+    <w:lsdException w:name="HTML Definition" w:semiHidden="1" w:unhideWhenUsed="1"/>
+    <w:lsdException w:name="HTML Keyboard" w:semiHidden="1" w:unhideWhenUsed="1"/>
+    <w:lsdException w:name="HTML Preformatted" w:semiHidden="1" w:unhideWhenUsed="1"/>
+    <w:lsdException w:name="HTML Sample" w:semiHidden="1" w:unhideWhenUsed="1"/>
+    <w:lsdException w:name="HTML Typewriter" w:semiHidden="1" w:unhideWhenUsed="1"/>
+    <w:lsdException w:name="HTML Variable" w:semiHidden="1" w:unhideWhenUsed="1"/>
+    <w:lsdException w:name="Normal Table" w:semiHidden="1" w:unhideWhenUsed="1"/>
+    <w:lsdException w:name="annotation subject" w:semiHidden="1" w:unhideWhenUsed="1"/>
+    <w:lsdException w:name="No List" w:semiHidden="1" w:unhideWhenUsed="1"/>
+    <w:lsdException w:name="Outline List 1" w:semiHidden="1" w:unhideWhenUsed="1"/>
+    <w:lsdException w:name="Outline List 2" w:semiHidden="1" w:unhideWhenUsed="1"/>
+    <w:lsdException w:name="Outline List 3" w:semiHidden="1" w:unhideWhenUsed="1"/>
+    <w:lsdException w:name="Table Simple 1" w:semiHidden="1" w:unhideWhenUsed="1"/>
+    <w:lsdException w:name="Table Simple 2" w:semiHidden="1" w:unhideWhenUsed="1"/>
+    <w:lsdException w:name="Table Simple 3" w:semiHidden="1" w:unhideWhenUsed="1"/>
+    <w:lsdException w:name="Table Classic 1" w:semiHidden="1" w:unhideWhenUsed="1"/>
+    <w:lsdException w:name="Table Classic 2" w:semiHidden="1" w:unhideWhenUsed="1"/>
+    <w:lsdException w:name="Table Classic 3" w:semiHidden="1" w:unhideWhenUsed="1"/>
+    <w:lsdException w:name="Table Classic 4" w:semiHidden="1" w:unhideWhenUsed="1"/>
+    <w:lsdException w:name="Table Colorful 1" w:semiHidden="1" w:unhideWhenUsed="1"/>
+    <w:lsdException w:name="Table Colorful 2" w:semiHidden="1" w:unhideWhenUsed="1"/>
+    <w:lsdException w:name="Table Colorful 3" w:semiHidden="1" w:unhideWhenUsed="1"/>
+    <w:lsdException w:name="Table Columns 1" w:semiHidden="1" w:unhideWhenUsed="1"/>
+    <w:lsdException w:name="Table Columns 2" w:semiHidden="1" w:unhideWhenUsed="1"/>
+    <w:lsdException w:name="Table Columns 3" w:semiHidden="1" w:unhideWhenUsed="1"/>
+    <w:lsdException w:name="Table Columns 4" w:semiHidden="1" w:unhideWhenUsed="1"/>
+    <w:lsdException w:name="Table Columns 5" w:semiHidden="1" w:unhideWhenUsed="1"/>
+    <w:lsdException w:name="Table Grid 1" w:semiHidden="1" w:unhideWhenUsed="1"/>
+    <w:lsdException w:name="Table Grid 2" w:semiHidden="1" w:unhideWhenUsed="1"/>
+    <w:lsdException w:name="Table Grid 3" w:semiHidden="1" w:unhideWhenUsed="1"/>
+    <w:lsdException w:name="Table Grid 4" w:semiHidden="1" w:unhideWhenUsed="1"/>
+    <w:lsdException w:name="Table Grid 5" w:semiHidden="1" w:unhideWhenUsed="1"/>
+    <w:lsdException w:name="Table Grid 6" w:semiHidden="1" w:unhideWhenUsed="1"/>
+    <w:lsdException w:name="Table Grid 7" w:semiHidden="1" w:unhideWhenUsed="1"/>
+    <w:lsdException w:name="Table Grid 8" w:semiHidden="1" w:unhideWhenUsed="1"/>
+    <w:lsdException w:name="Table List 1" w:semiHidden="1" w:unhideWhenUsed="1"/>
+    <w:lsdException w:name="Table List 2" w:semiHidden="1" w:unhideWhenUsed="1"/>
+    <w:lsdException w:name="Table List 3" w:semiHidden="1" w:unhideWhenUsed="1"/>
+    <w:lsdException w:name="Table List 4" w:semiHidden="1" w:unhideWhenUsed="1"/>
+    <w:lsdException w:name="Table List 5" w:semiHidden="1" w:unhideWhenUsed="1"/>
+    <w:lsdException w:name="Table List 6" w:semiHidden="1" w:unhideWhenUsed="1"/>
+    <w:lsdException w:name="Table List 7" w:semiHidden="1" w:unhideWhenUsed="1"/>
+    <w:lsdException w:name="Table List 8" w:semiHidden="1" w:unhideWhenUsed="1"/>
+    <w:lsdException w:name="Table 3D effects 1" w:semiHidden="1" w:unhideWhenUsed="1"/>
+    <w:lsdException w:name="Table 3D effects 2" w:semiHidden="1" w:unhideWhenUsed="1"/>
+    <w:lsdException w:name="Table 3D effects 3" w:semiHidden="1" w:unhideWhenUsed="1"/>
+    <w:lsdException w:name="Table Contemporary" w:semiHidden="1" w:unhideWhenUsed="1"/>
+    <w:lsdException w:name="Table Elegant" w:semiHidden="1" w:unhideWhenUsed="1"/>
+    <w:lsdException w:name="Table Professional" w:semiHidden="1" w:unhideWhenUsed="1"/>
+    <w:lsdException w:name="Table Subtle 1" w:semiHidden="1" w:unhideWhenUsed="1"/>
+    <w:lsdException w:name="Table Subtle 2" w:semiHidden="1" w:unhideWhenUsed="1"/>
+    <w:lsdException w:name="Table Web 1" w:semiHidden="1" w:unhideWhenUsed="1"/>
+    <w:lsdException w:name="Table Web 2" w:semiHidden="1" w:unhideWhenUsed="1"/>
+    <w:lsdException w:name="Table Web 3" w:semiHidden="1" w:unhideWhenUsed="1"/>
+    <w:lsdException w:name="Balloon Text" w:semiHidden="1" w:unhideWhenUsed="1"/>
+    <w:lsdException w:name="Table Grid" w:uiPriority="39"/>
+    <w:lsdException w:name="Table Theme" w:semiHidden="1" w:unhideWhenUsed="1"/>
+    <w:lsdException w:name="Placeholder Text" w:semiHidden="1"/>
+    <w:lsdException w:name="No Spacing" w:uiPriority="1" w:qFormat="1"/>
+    <w:lsdException w:name="Light Shading" w:uiPriority="60"/>
+    <w:lsdException w:name="Light List" w:uiPriority="61"/>
+    <w:lsdException w:name="Light Grid" w:uiPriority="62"/>
+    <w:lsdException w:name="Medium Shading 1" w:uiPriority="63"/>
+    <w:lsdException w:name="Medium Shading 2" w:uiPriority="64"/>
+    <w:lsdException w:name="Medium List 1" w:uiPriority="65"/>
+    <w:lsdException w:name="Medium List 2" w:uiPriority="66"/>
+    <w:lsdException w:name="Medium Grid 1" w:uiPriority="67"/>
+    <w:lsdException w:name="Medium Grid 2" w:uiPriority="68"/>
+    <w:lsdException w:name="Medium Grid 3" w:uiPriority="69"/>
+    <w:lsdException w:name="Dark List" w:uiPriority="70"/>
+    <w:lsdException w:name="Colorful Shading" w:uiPriority="71"/>
+    <w:lsdException w:name="Colorful List" w:uiPriority="72"/>
+    <w:lsdException w:name="Colorful Grid" w:uiPriority="73"/>
+    <w:lsdException w:name="Light Shading Accent 1" w:uiPriority="60"/>
+    <w:lsdException w:name="Light List Accent 1" w:uiPriority="61"/>
+    <w:lsdException w:name="Light Grid Accent 1" w:uiPriority="62"/>
+    <w:lsdException w:name="Medium Shading 1 Accent 1" w:uiPriority="63"/>
+    <w:lsdException w:name="Medium Shading 2 Accent 1" w:uiPriority="64"/>
+    <w:lsdException w:name="Medium List 1 Accent 1" w:uiPriority="65"/>
+    <w:lsdException w:name="Revision" w:semiHidden="1"/>
+    <w:lsdException w:name="List Paragraph" w:uiPriority="34" w:qFormat="1"/>
+    <w:lsdException w:name="Quote" w:uiPriority="29" w:qFormat="1"/>
+    <w:lsdException w:name="Intense Quote" w:uiPriority="30" w:qFormat="1"/>
+    <w:lsdException w:name="Medium List 2 Accent 1" w:uiPriority="66"/>
+    <w:lsdException w:name="Medium Grid 1 Accent 1" w:uiPriority="67"/>
+    <w:lsdException w:name="Medium Grid 2 Accent 1" w:uiPriority="68"/>
+    <w:lsdException w:name="Medium Grid 3 Accent 1" w:uiPriority="69"/>
+    <w:lsdException w:name="Dark List Accent 1" w:uiPriority="70"/>
+    <w:lsdException w:name="Colorful Shading Accent 1" w:uiPriority="71"/>
+    <w:lsdException w:name="Colorful List Accent 1" w:uiPriority="72"/>
+    <w:lsdException w:name="Colorful Grid Accent 1" w:uiPriority="73"/>
+    <w:lsdException w:name="Light Shading Accent 2" w:uiPriority="60"/>
+    <w:lsdException w:name="Light List Accent 2" w:uiPriority="61"/>
+    <w:lsdException w:name="Light Grid Accent 2" w:uiPriority="62"/>
+    <w:lsdException w:name="Medium Shading 1 Accent 2" w:uiPriority="63"/>
+    <w:lsdException w:name="Medium Shading 2 Accent 2" w:uiPriority="64"/>
+    <w:lsdException w:name="Medium List 1 Accent 2" w:uiPriority="65"/>
+    <w:lsdException w:name="Medium List 2 Accent 2" w:uiPriority="66"/>
+    <w:lsdException w:name="Medium Grid 1 Accent 2" w:uiPriority="67"/>
+    <w:lsdException w:name="Medium Grid 2 Accent 2" w:uiPriority="68"/>
+    <w:lsdException w:name="Medium Grid 3 Accent 2" w:uiPriority="69"/>
+    <w:lsdException w:name="Dark List Accent 2" w:uiPriority="70"/>
+    <w:lsdException w:name="Colorful Shading Accent 2" w:uiPriority="71"/>
+    <w:lsdException w:name="Colorful List Accent 2" w:uiPriority="72"/>
+    <w:lsdException w:name="Colorful Grid Accent 2" w:uiPriority="73"/>
+    <w:lsdException w:name="Light Shading Accent 3" w:uiPriority="60"/>
+    <w:lsdException w:name="Light List Accent 3" w:uiPriority="61"/>
+    <w:lsdException w:name="Light Grid Accent 3" w:uiPriority="62"/>
+    <w:lsdException w:name="Medium Shading 1 Accent 3" w:uiPriority="63"/>
+    <w:lsdException w:name="Medium Shading 2 Accent 3" w:uiPriority="64"/>
+    <w:lsdException w:name="Medium List 1 Accent 3" w:uiPriority="65"/>
+    <w:lsdException w:name="Medium List 2 Accent 3" w:uiPriority="66"/>
+    <w:lsdException w:name="Medium Grid 1 Accent 3" w:uiPriority="67"/>
+    <w:lsdException w:name="Medium Grid 2 Accent 3" w:uiPriority="68"/>
+    <w:lsdException w:name="Medium Grid 3 Accent 3" w:uiPriority="69"/>
+    <w:lsdException w:name="Dark List Accent 3" w:uiPriority="70"/>
+    <w:lsdException w:name="Colorful Shading Accent 3" w:uiPriority="71"/>
+    <w:lsdException w:name="Colorful List Accent 3" w:uiPriority="72"/>
+    <w:lsdException w:name="Colorful Grid Accent 3" w:uiPriority="73"/>
+    <w:lsdException w:name="Light Shading Accent 4" w:uiPriority="60"/>
+    <w:lsdException w:name="Light List Accent 4" w:uiPriority="61"/>
+    <w:lsdException w:name="Light Grid Accent 4" w:uiPriority="62"/>
+    <w:lsdException w:name="Medium Shading 1 Accent 4" w:uiPriority="63"/>
+    <w:lsdException w:name="Medium Shading 2 Accent 4" w:uiPriority="64"/>
+    <w:lsdException w:name="Medium List 1 Accent 4" w:uiPriority="65"/>
+    <w:lsdException w:name="Medium List 2 Accent 4" w:uiPriority="66"/>
+    <w:lsdException w:name="Medium Grid 1 Accent 4" w:uiPriority="67"/>
+    <w:lsdException w:name="Medium Grid 2 Accent 4" w:uiPriority="68"/>
+    <w:lsdException w:name="Medium Grid 3 Accent 4" w:uiPriority="69"/>
+    <w:lsdException w:name="Dark List Accent 4" w:uiPriority="70"/>
+    <w:lsdException w:name="Colorful Shading Accent 4" w:uiPriority="71"/>
+    <w:lsdException w:name="Colorful List Accent 4" w:uiPriority="72"/>
+    <w:lsdException w:name="Colorful Grid Accent 4" w:uiPriority="73"/>
+    <w:lsdException w:name="Light Shading Accent 5" w:uiPriority="60"/>
+    <w:lsdException w:name="Light List Accent 5" w:uiPriority="61"/>
+    <w:lsdException w:name="Light Grid Accent 5" w:uiPriority="62"/>
+    <w:lsdException w:name="Medium Shading 1 Accent 5" w:uiPriority="63"/>
+    <w:lsdException w:name="Medium Shading 2 Accent 5" w:uiPriority="64"/>
+    <w:lsdException w:name="Medium List 1 Accent 5" w:uiPriority="65"/>
+    <w:lsdException w:name="Medium List 2 Accent 5" w:uiPriority="66"/>
+    <w:lsdException w:name="Medium Grid 1 Accent 5" w:uiPriority="67"/>
+    <w:lsdException w:name="Medium Grid 2 Accent 5" w:uiPriority="68"/>
+    <w:lsdException w:name="Medium Grid 3 Accent 5" w:uiPriority="69"/>
+    <w:lsdException w:name="Dark List Accent 5" w:uiPriority="70"/>
+    <w:lsdException w:name="Colorful Shading Accent 5" w:uiPriority="71"/>
+    <w:lsdException w:name="Colorful List Accent 5" w:uiPriority="72"/>
+    <w:lsdException w:name="Colorful Grid Accent 5" w:uiPriority="73"/>
+    <w:lsdException w:name="Light Shading Accent 6" w:uiPriority="60"/>
+    <w:lsdException w:name="Light List Accent 6" w:uiPriority="61"/>
+    <w:lsdException w:name="Light Grid Accent 6" w:uiPriority="62"/>
+    <w:lsdException w:name="Medium Shading 1 Accent 6" w:uiPriority="63"/>
+    <w:lsdException w:name="Medium Shading 2 Accent 6" w:uiPriority="64"/>
+    <w:lsdException w:name="Medium List 1 Accent 6" w:uiPriority="65"/>
+    <w:lsdException w:name="Medium List 2 Accent 6" w:uiPriority="66"/>
+    <w:lsdException w:name="Medium Grid 1 Accent 6" w:uiPriority="67"/>
+    <w:lsdException w:name="Medium Grid 2 Accent 6" w:uiPriority="68"/>
+    <w:lsdException w:name="Medium Grid 3 Accent 6" w:uiPriority="69"/>
+    <w:lsdException w:name="Dark List Accent 6" w:uiPriority="70"/>
+    <w:lsdException w:name="Colorful Shading Accent 6" w:uiPriority="71"/>
+    <w:lsdException w:name="Colorful List Accent 6" w:uiPriority="72"/>
+    <w:lsdException w:name="Colorful Grid Accent 6" w:uiPriority="73"/>
+    <w:lsdException w:name="Subtle Emphasis" w:uiPriority="19" w:qFormat="1"/>
+    <w:lsdException w:name="Intense Emphasis" w:uiPriority="21" w:qFormat="1"/>
+    <w:lsdException w:name="Subtle Reference" w:uiPriority="31" w:qFormat="1"/>
+    <w:lsdException w:name="Intense Reference" w:uiPriority="32" w:qFormat="1"/>
+    <w:lsdException w:name="Book Title" w:uiPriority="33" w:qFormat="1"/>
+    <w:lsdException w:name="Bibliography" w:semiHidden="1" w:uiPriority="37" w:unhideWhenUsed="1"/>
+    <w:lsdException w:name="TOC Heading" w:semiHidden="1" w:uiPriority="39" w:unhideWhenUsed="1" w:qFormat="1"/>
+    <w:lsdException w:name="Plain Table 1" w:uiPriority="41"/>
+    <w:lsdException w:name="Plain Table 2" w:uiPriority="42"/>
+    <w:lsdException w:name="Plain Table 3" w:uiPriority="43"/>
+    <w:lsdException w:name="Plain Table 4" w:uiPriority="44"/>
+    <w:lsdException w:name="Plain Table 5" w:uiPriority="45"/>
+    <w:lsdException w:name="Grid Table Light" w:uiPriority="40"/>
+    <w:lsdException w:name="Grid Table 1 Light" w:uiPriority="46"/>
+    <w:lsdException w:name="Grid Table 2" w:uiPriority="47"/>
+    <w:lsdException w:name="Grid Table 3" w:uiPriority="48"/>
+    <w:lsdException w:name="Grid Table 4" w:uiPriority="49"/>
+    <w:lsdException w:name="Grid Table 5 Dark" w:uiPriority="50"/>
+    <w:lsdException w:name="Grid Table 6 Colorful" w:uiPriority="51"/>
+    <w:lsdException w:name="Grid Table 7 Colorful" w:uiPriority="52"/>
+    <w:lsdException w:name="Grid Table 1 Light Accent 1" w:uiPriority="46"/>
+    <w:lsdException w:name="Grid Table 2 Accent 1" w:uiPriority="47"/>
+    <w:lsdException w:name="Grid Table 3 Accent 1" w:uiPriority="48"/>
+    <w:lsdException w:name="Grid Table 4 Accent 1" w:uiPriority="49"/>
+    <w:lsdException w:name="Grid Table 5 Dark Accent 1" w:uiPriority="50"/>
+    <w:lsdException w:name="Grid Table 6 Colorful Accent 1" w:uiPriority="51"/>
+    <w:lsdException w:name="Grid Table 7 Colorful Accent 1" w:uiPriority="52"/>
+    <w:lsdException w:name="Grid Table 1 Light Accent 2" w:uiPriority="46"/>
+    <w:lsdException w:name="Grid Table 2 Accent 2" w:uiPriority="47"/>
+    <w:lsdException w:name="Grid Table 3 Accent 2" w:uiPriority="48"/>
+    <w:lsdException w:name="Grid Table 4 Accent 2" w:uiPriority="49"/>
+    <w:lsdException w:name="Grid Table 5 Dark Accent 2" w:uiPriority="50"/>
+    <w:lsdException w:name="Grid Table 6 Colorful Accent 2" w:uiPriority="51"/>
+    <w:lsdException w:name="Grid Table 7 Colorful Accent 2" w:uiPriority="52"/>
+    <w:lsdException w:name="Grid Table 1 Light Accent 3" w:uiPriority="46"/>
+    <w:lsdException w:name="Grid Table 2 Accent 3" w:uiPriority="47"/>
+    <w:lsdException w:name="Grid Table 3 Accent 3" w:uiPriority="48"/>
+    <w:lsdException w:name="Grid Table 4 Accent 3" w:uiPriority="49"/>
+    <w:lsdException w:name="Grid Table 5 Dark Accent 3" w:uiPriority="50"/>
+    <w:lsdException w:name="Grid Table 6 Colorful Accent 3" w:uiPriority="51"/>
+    <w:lsdException w:name="Grid Table 7 Colorful Accent 3" w:uiPriority="52"/>
+    <w:lsdException w:name="Grid Table 1 Light Accent 4" w:uiPriority="46"/>
+    <w:lsdException w:name="Grid Table 2 Accent 4" w:uiPriority="47"/>
+    <w:lsdException w:name="Grid Table 3 Accent 4" w:uiPriority="48"/>
+    <w:lsdException w:name="Grid Table 4 Accent 4" w:uiPriority="49"/>
+    <w:lsdException w:name="Grid Table 5 Dark Accent 4" w:uiPriority="50"/>
+    <w:lsdException w:name="Grid Table 6 Colorful Accent 4" w:uiPriority="51"/>
+    <w:lsdException w:name="Grid Table 7 Colorful Accent 4" w:uiPriority="52"/>
+    <w:lsdException w:name="Grid Table 1 Light Accent 5" w:uiPriority="46"/>
+    <w:lsdException w:name="Grid Table 2 Accent 5" w:uiPriority="47"/>
+    <w:lsdException w:name="Grid Table 3 Accent 5" w:uiPriority="48"/>
+    <w:lsdException w:name="Grid Table 4 Accent 5" w:uiPriority="49"/>
+    <w:lsdException w:name="Grid Table 5 Dark Accent 5" w:uiPriority="50"/>
+    <w:lsdException w:name="Grid Table 6 Colorful Accent 5" w:uiPriority="51"/>
+    <w:lsdException w:name="Grid Table 7 Colorful Accent 5" w:uiPriority="52"/>
+    <w:lsdException w:name="Grid Table 1 Light Accent 6" w:uiPriority="46"/>
+    <w:lsdException w:name="Grid Table 2 Accent 6" w:uiPriority="47"/>
+    <w:lsdException w:name="Grid Table 3 Accent 6" w:uiPriority="48"/>
+    <w:lsdException w:name="Grid Table 4 Accent 6" w:uiPriority="49"/>
+    <w:lsdException w:name="Grid Table 5 Dark Accent 6" w:uiPriority="50"/>
+    <w:lsdException w:name="Grid Table 6 Colorful Accent 6" w:uiPriority="51"/>
+    <w:lsdException w:name="Grid Table 7 Colorful Accent 6" w:uiPriority="52"/>
+    <w:lsdException w:name="List Table 1 Light" w:uiPriority="46"/>
+    <w:lsdException w:name="List Table 2" w:uiPriority="47"/>
+    <w:lsdException w:name="List Table 3" w:uiPriority="48"/>
+    <w:lsdException w:name="List Table 4" w:uiPriority="49"/>
+    <w:lsdException w:name="List Table 5 Dark" w:uiPriority="50"/>
+    <w:lsdException w:name="List Table 6 Colorful" w:uiPriority="51"/>
+    <w:lsdException w:name="List Table 7 Colorful" w:uiPriority="52"/>
+    <w:lsdException w:name="List Table 1 Light Accent 1" w:uiPriority="46"/>
+    <w:lsdException w:name="List Table 2 Accent 1" w:uiPriority="47"/>
+    <w:lsdException w:name="List Table 3 Accent 1" w:uiPriority="48"/>
+    <w:lsdException w:name="List Table 4 Accent 1" w:uiPriority="49"/>
+    <w:lsdException w:name="List Table 5 Dark Accent 1" w:uiPriority="50"/>
+    <w:lsdException w:name="List Table 6 Colorful Accent 1" w:uiPriority="51"/>
+    <w:lsdException w:name="List Table 7 Colorful Accent 1" w:uiPriority="52"/>
+    <w:lsdException w:name="List Table 1 Light Accent 2" w:uiPriority="46"/>
+    <w:lsdException w:name="List Table 2 Accent 2" w:uiPriority="47"/>
+    <w:lsdException w:name="List Table 3 Accent 2" w:uiPriority="48"/>
+    <w:lsdException w:name="List Table 4 Accent 2" w:uiPriority="49"/>
+    <w:lsdException w:name="List Table 5 Dark Accent 2" w:uiPriority="50"/>
+    <w:lsdException w:name="List Table 6 Colorful Accent 2" w:uiPriority="51"/>
+    <w:lsdException w:name="List Table 7 Colorful Accent 2" w:uiPriority="52"/>
+    <w:lsdException w:name="List Table 1 Light Accent 3" w:uiPriority="46"/>
+    <w:lsdException w:name="List Table 2 Accent 3" w:uiPriority="47"/>
+    <w:lsdException w:name="List Table 3 Accent 3" w:uiPriority="48"/>
+    <w:lsdException w:name="List Table 4 Accent 3" w:uiPriority="49"/>
+    <w:lsdException w:name="List Table 5 Dark Accent 3" w:uiPriority="50"/>
+    <w:lsdException w:name="List Table 6 Colorful Accent 3" w:uiPriority="51"/>
+    <w:lsdException w:name="List Table 7 Colorful Accent 3" w:uiPriority="52"/>
+    <w:lsdException w:name="List Table 1 Light Accent 4" w:uiPriority="46"/>
+    <w:lsdException w:name="List Table 2 Accent 4" w:uiPriority="47"/>
+    <w:lsdException w:name="List Table 3 Accent 4" w:uiPriority="48"/>
+    <w:lsdException w:name="List Table 4 Accent 4" w:uiPriority="49"/>
+    <w:lsdException w:name="List Table 5 Dark Accent 4" w:uiPriority="50"/>
+    <w:lsdException w:name="List Table 6 Colorful Accent 4" w:uiPriority="51"/>
+    <w:lsdException w:name="List Table 7 Colorful Accent 4" w:uiPriority="52"/>
+    <w:lsdException w:name="List Table 1 Light Accent 5" w:uiPriority="46"/>
+    <w:lsdException w:name="List Table 2 Accent 5" w:uiPriority="47"/>
+    <w:lsdException w:name="List Table 3 Accent 5" w:uiPriority="48"/>
+    <w:lsdException w:name="List Table 4 Accent 5" w:uiPriority="49"/>
+    <w:lsdException w:name="List Table 5 Dark Accent 5" w:uiPriority="50"/>
+    <w:lsdException w:name="List Table 6 Colorful Accent 5" w:uiPriority="51"/>
+    <w:lsdException w:name="List Table 7 Colorful Accent 5" w:uiPriority="52"/>
+    <w:lsdException w:name="List Table 1 Light Accent 6" w:uiPriority="46"/>
+    <w:lsdException w:name="List Table 2 Accent 6" w:uiPriority="47"/>
+    <w:lsdException w:name="List Table 3 Accent 6" w:uiPriority="48"/>
+    <w:lsdException w:name="List Table 4 Accent 6" w:uiPriority="49"/>
+    <w:lsdException w:name="List Table 5 Dark Accent 6" w:uiPriority="50"/>
+    <w:lsdException w:name="List Table 6 Colorful Accent 6" w:uiPriority="51"/>
+    <w:lsdException w:name="List Table 7 Colorful Accent 6" w:uiPriority="52"/>
+    <w:lsdException w:name="Mention" w:semiHidden="1" w:unhideWhenUsed="1"/>
+    <w:lsdException w:name="Smart Hyperlink" w:semiHidden="1" w:unhideWhenUsed="1"/>
+    <w:lsdException w:name="Hashtag" w:semiHidden="1" w:unhideWhenUsed="1"/>
+    <w:lsdException w:name="Unresolved Mention" w:semiHidden="1" w:unhideWhenUsed="1"/>
+    <w:lsdException w:name="Smart Link" w:semiHidden="1" w:unhideWhenUsed="1"/>
+  </w:latentStyles>
+  <w:style w:type="paragraph" w:default="1" w:styleId="Normal">
+    <w:name w:val="Normal"/>
+    <w:qFormat/>
   </w:style>
   <w:style w:type="paragraph" w:styleId="Heading1">
     <w:name w:val="heading 1"/>
     <w:basedOn w:val="Normal"/>
     <w:next w:val="Normal"/>
+    <w:link w:val="Heading1Char"/>
+    <w:uiPriority w:val="9"/>
+    <w:qFormat/>
     <w:pPr>
-      <w:keepNext w:val="1"/>
-      <w:keepLines w:val="1"/>
-      <w:spacing w:after="80" w:before="360" w:lineRule="auto"/>
+      <w:keepNext/>
+      <w:keepLines/>
+      <w:spacing w:before="360" w:after="80"/>
+      <w:outlineLvl w:val="0"/>
     </w:pPr>
     <w:rPr>
-      <w:rFonts w:ascii="Play" w:cs="Play" w:eastAsia="Play" w:hAnsi="Play"/>
-      <w:color w:val="0f4761"/>
+      <w:rFonts w:ascii="Play" w:eastAsia="Play" w:hAnsi="Play" w:cs="Play"/>
+      <w:color w:val="0F4761"/>
       <w:sz w:val="40"/>
       <w:szCs w:val="40"/>
     </w:rPr>
@@ -662,14 +966,20 @@
     <w:name w:val="heading 2"/>
     <w:basedOn w:val="Normal"/>
     <w:next w:val="Normal"/>
+    <w:link w:val="Heading2Char"/>
+    <w:uiPriority w:val="9"/>
+    <w:semiHidden/>
+    <w:unhideWhenUsed/>
+    <w:qFormat/>
     <w:pPr>
-      <w:keepNext w:val="1"/>
-      <w:keepLines w:val="1"/>
-      <w:spacing w:after="80" w:before="160" w:lineRule="auto"/>
+      <w:keepNext/>
+      <w:keepLines/>
+      <w:spacing w:before="160" w:after="80"/>
+      <w:outlineLvl w:val="1"/>
     </w:pPr>
     <w:rPr>
-      <w:rFonts w:ascii="Play" w:cs="Play" w:eastAsia="Play" w:hAnsi="Play"/>
-      <w:color w:val="0f4761"/>
+      <w:rFonts w:ascii="Play" w:eastAsia="Play" w:hAnsi="Play" w:cs="Play"/>
+      <w:color w:val="0F4761"/>
       <w:sz w:val="32"/>
       <w:szCs w:val="32"/>
     </w:rPr>
@@ -678,13 +988,19 @@
     <w:name w:val="heading 3"/>
     <w:basedOn w:val="Normal"/>
     <w:next w:val="Normal"/>
+    <w:link w:val="Heading3Char"/>
+    <w:uiPriority w:val="9"/>
+    <w:semiHidden/>
+    <w:unhideWhenUsed/>
+    <w:qFormat/>
     <w:pPr>
-      <w:keepNext w:val="1"/>
-      <w:keepLines w:val="1"/>
-      <w:spacing w:after="80" w:before="160" w:lineRule="auto"/>
+      <w:keepNext/>
+      <w:keepLines/>
+      <w:spacing w:before="160" w:after="80"/>
+      <w:outlineLvl w:val="2"/>
     </w:pPr>
     <w:rPr>
-      <w:color w:val="0f4761"/>
+      <w:color w:val="0F4761"/>
       <w:sz w:val="28"/>
       <w:szCs w:val="28"/>
     </w:rPr>
@@ -693,56 +1009,61 @@
     <w:name w:val="heading 4"/>
     <w:basedOn w:val="Normal"/>
     <w:next w:val="Normal"/>
+    <w:link w:val="Heading4Char"/>
+    <w:uiPriority w:val="9"/>
+    <w:semiHidden/>
+    <w:unhideWhenUsed/>
+    <w:qFormat/>
     <w:pPr>
-      <w:keepNext w:val="1"/>
-      <w:keepLines w:val="1"/>
-      <w:spacing w:after="40" w:before="80" w:lineRule="auto"/>
+      <w:keepNext/>
+      <w:keepLines/>
+      <w:spacing w:before="80" w:after="40"/>
+      <w:outlineLvl w:val="3"/>
     </w:pPr>
     <w:rPr>
-      <w:i w:val="1"/>
-      <w:iCs w:val="1"/>
-      <w:color w:val="0f4761"/>
+      <w:i/>
+      <w:iCs/>
+      <w:color w:val="0F4761"/>
     </w:rPr>
   </w:style>
   <w:style w:type="paragraph" w:styleId="Heading5">
     <w:name w:val="heading 5"/>
     <w:basedOn w:val="Normal"/>
     <w:next w:val="Normal"/>
+    <w:link w:val="Heading5Char"/>
+    <w:uiPriority w:val="9"/>
+    <w:semiHidden/>
+    <w:unhideWhenUsed/>
+    <w:qFormat/>
     <w:pPr>
-      <w:keepNext w:val="1"/>
-      <w:keepLines w:val="1"/>
-      <w:spacing w:after="40" w:before="80" w:lineRule="auto"/>
+      <w:keepNext/>
+      <w:keepLines/>
+      <w:spacing w:before="80" w:after="40"/>
+      <w:outlineLvl w:val="4"/>
     </w:pPr>
     <w:rPr>
-      <w:color w:val="0f4761"/>
+      <w:color w:val="0F4761"/>
     </w:rPr>
   </w:style>
   <w:style w:type="paragraph" w:styleId="Heading6">
     <w:name w:val="heading 6"/>
     <w:basedOn w:val="Normal"/>
     <w:next w:val="Normal"/>
+    <w:link w:val="Heading6Char"/>
+    <w:uiPriority w:val="9"/>
+    <w:semiHidden/>
+    <w:unhideWhenUsed/>
+    <w:qFormat/>
     <w:pPr>
-      <w:keepNext w:val="1"/>
-      <w:keepLines w:val="1"/>
-      <w:spacing w:after="0" w:before="40" w:lineRule="auto"/>
+      <w:keepNext/>
+      <w:keepLines/>
+      <w:spacing w:before="40" w:after="0"/>
+      <w:outlineLvl w:val="5"/>
     </w:pPr>
     <w:rPr>
-      <w:i w:val="1"/>
-      <w:iCs w:val="1"/>
+      <w:i/>
+      <w:iCs/>
       <w:color w:val="595959"/>
-    </w:rPr>
-  </w:style>
-  <w:style w:type="paragraph" w:styleId="Title">
-    <w:name w:val="Title"/>
-    <w:basedOn w:val="Normal"/>
-    <w:next w:val="Normal"/>
-    <w:pPr>
-      <w:spacing w:after="80" w:line="240" w:lineRule="auto"/>
-    </w:pPr>
-    <w:rPr>
-      <w:rFonts w:ascii="Play" w:cs="Play" w:eastAsia="Play" w:hAnsi="Play"/>
-      <w:sz w:val="56"/>
-      <w:szCs w:val="56"/>
     </w:rPr>
   </w:style>
   <w:style w:type="paragraph" w:styleId="Heading7">
@@ -751,19 +1072,19 @@
     <w:next w:val="Normal"/>
     <w:link w:val="Heading7Char"/>
     <w:uiPriority w:val="9"/>
-    <w:semiHidden w:val="1"/>
-    <w:unhideWhenUsed w:val="1"/>
-    <w:qFormat w:val="1"/>
+    <w:semiHidden/>
+    <w:unhideWhenUsed/>
+    <w:qFormat/>
     <w:rsid w:val="00DE7343"/>
     <w:pPr>
-      <w:keepNext w:val="1"/>
-      <w:keepLines w:val="1"/>
-      <w:spacing w:after="0" w:before="40"/>
+      <w:keepNext/>
+      <w:keepLines/>
+      <w:spacing w:before="40" w:after="0"/>
       <w:outlineLvl w:val="6"/>
     </w:pPr>
     <w:rPr>
-      <w:rFonts w:cstheme="majorBidi" w:eastAsiaTheme="majorEastAsia"/>
-      <w:color w:val="595959" w:themeColor="text1" w:themeTint="0000A6"/>
+      <w:rFonts w:eastAsiaTheme="majorEastAsia" w:cstheme="majorBidi"/>
+      <w:color w:val="595959" w:themeColor="text1" w:themeTint="A6"/>
     </w:rPr>
   </w:style>
   <w:style w:type="paragraph" w:styleId="Heading8">
@@ -772,21 +1093,21 @@
     <w:next w:val="Normal"/>
     <w:link w:val="Heading8Char"/>
     <w:uiPriority w:val="9"/>
-    <w:semiHidden w:val="1"/>
-    <w:unhideWhenUsed w:val="1"/>
-    <w:qFormat w:val="1"/>
+    <w:semiHidden/>
+    <w:unhideWhenUsed/>
+    <w:qFormat/>
     <w:rsid w:val="00DE7343"/>
     <w:pPr>
-      <w:keepNext w:val="1"/>
-      <w:keepLines w:val="1"/>
+      <w:keepNext/>
+      <w:keepLines/>
       <w:spacing w:after="0"/>
       <w:outlineLvl w:val="7"/>
     </w:pPr>
     <w:rPr>
-      <w:rFonts w:cstheme="majorBidi" w:eastAsiaTheme="majorEastAsia"/>
-      <w:i w:val="1"/>
-      <w:iCs w:val="1"/>
-      <w:color w:val="272727" w:themeColor="text1" w:themeTint="0000D8"/>
+      <w:rFonts w:eastAsiaTheme="majorEastAsia" w:cstheme="majorBidi"/>
+      <w:i/>
+      <w:iCs/>
+      <w:color w:val="272727" w:themeColor="text1" w:themeTint="D8"/>
     </w:rPr>
   </w:style>
   <w:style w:type="paragraph" w:styleId="Heading9">
@@ -795,211 +1116,239 @@
     <w:next w:val="Normal"/>
     <w:link w:val="Heading9Char"/>
     <w:uiPriority w:val="9"/>
-    <w:semiHidden w:val="1"/>
-    <w:unhideWhenUsed w:val="1"/>
-    <w:qFormat w:val="1"/>
+    <w:semiHidden/>
+    <w:unhideWhenUsed/>
+    <w:qFormat/>
     <w:rsid w:val="00DE7343"/>
     <w:pPr>
-      <w:keepNext w:val="1"/>
-      <w:keepLines w:val="1"/>
+      <w:keepNext/>
+      <w:keepLines/>
       <w:spacing w:after="0"/>
       <w:outlineLvl w:val="8"/>
     </w:pPr>
     <w:rPr>
-      <w:rFonts w:cstheme="majorBidi" w:eastAsiaTheme="majorEastAsia"/>
-      <w:color w:val="272727" w:themeColor="text1" w:themeTint="0000D8"/>
-    </w:rPr>
-  </w:style>
-  <w:style w:type="character" w:styleId="DefaultParagraphFont" w:default="1">
+      <w:rFonts w:eastAsiaTheme="majorEastAsia" w:cstheme="majorBidi"/>
+      <w:color w:val="272727" w:themeColor="text1" w:themeTint="D8"/>
+    </w:rPr>
+  </w:style>
+  <w:style w:type="character" w:default="1" w:styleId="DefaultParagraphFont">
     <w:name w:val="Default Paragraph Font"/>
     <w:uiPriority w:val="1"/>
-    <w:unhideWhenUsed w:val="1"/>
-  </w:style>
-  <w:style w:type="table" w:styleId="TableNormal" w:default="1">
+    <w:semiHidden/>
+    <w:unhideWhenUsed/>
+  </w:style>
+  <w:style w:type="table" w:default="1" w:styleId="TableNormal">
     <w:name w:val="Normal Table"/>
     <w:uiPriority w:val="99"/>
-    <w:semiHidden w:val="1"/>
-    <w:unhideWhenUsed w:val="1"/>
+    <w:semiHidden/>
+    <w:unhideWhenUsed/>
     <w:tblPr>
-      <w:tblInd w:w="0.0" w:type="dxa"/>
+      <w:tblInd w:w="0" w:type="dxa"/>
       <w:tblCellMar>
-        <w:top w:w="0.0" w:type="dxa"/>
-        <w:left w:w="108.0" w:type="dxa"/>
-        <w:bottom w:w="0.0" w:type="dxa"/>
-        <w:right w:w="108.0" w:type="dxa"/>
+        <w:top w:w="0" w:type="dxa"/>
+        <w:left w:w="108" w:type="dxa"/>
+        <w:bottom w:w="0" w:type="dxa"/>
+        <w:right w:w="108" w:type="dxa"/>
       </w:tblCellMar>
     </w:tblPr>
   </w:style>
-  <w:style w:type="numbering" w:styleId="NoList" w:default="1">
+  <w:style w:type="numbering" w:default="1" w:styleId="NoList">
     <w:name w:val="No List"/>
     <w:uiPriority w:val="99"/>
-    <w:semiHidden w:val="1"/>
-    <w:unhideWhenUsed w:val="1"/>
-  </w:style>
-  <w:style w:type="table" w:styleId="TableNormal0" w:customStyle="1">
+    <w:semiHidden/>
+    <w:unhideWhenUsed/>
+  </w:style>
+  <w:style w:type="table" w:customStyle="1" w:styleId="TableNormal0">
     <w:name w:val="TableNormal"/>
     <w:tblPr>
       <w:tblCellMar>
-        <w:top w:w="100.0" w:type="dxa"/>
-        <w:left w:w="100.0" w:type="dxa"/>
-        <w:bottom w:w="100.0" w:type="dxa"/>
-        <w:right w:w="100.0" w:type="dxa"/>
+        <w:top w:w="100" w:type="dxa"/>
+        <w:left w:w="100" w:type="dxa"/>
+        <w:bottom w:w="100" w:type="dxa"/>
+        <w:right w:w="100" w:type="dxa"/>
       </w:tblCellMar>
     </w:tblPr>
   </w:style>
-  <w:style w:type="table" w:styleId="TableNormal1" w:customStyle="1">
+  <w:style w:type="paragraph" w:styleId="Title">
+    <w:name w:val="Title"/>
+    <w:basedOn w:val="Normal"/>
+    <w:next w:val="Normal"/>
+    <w:link w:val="TitleChar"/>
+    <w:uiPriority w:val="10"/>
+    <w:qFormat/>
+    <w:pPr>
+      <w:spacing w:after="80" w:line="240" w:lineRule="auto"/>
+    </w:pPr>
+    <w:rPr>
+      <w:rFonts w:ascii="Play" w:eastAsia="Play" w:hAnsi="Play" w:cs="Play"/>
+      <w:sz w:val="56"/>
+      <w:szCs w:val="56"/>
+    </w:rPr>
+  </w:style>
+  <w:style w:type="table" w:customStyle="1" w:styleId="TableNormal1">
     <w:name w:val="TableNormal"/>
     <w:tblPr>
       <w:tblCellMar>
-        <w:top w:w="100.0" w:type="dxa"/>
-        <w:left w:w="100.0" w:type="dxa"/>
-        <w:bottom w:w="100.0" w:type="dxa"/>
-        <w:right w:w="100.0" w:type="dxa"/>
+        <w:top w:w="100" w:type="dxa"/>
+        <w:left w:w="100" w:type="dxa"/>
+        <w:bottom w:w="100" w:type="dxa"/>
+        <w:right w:w="100" w:type="dxa"/>
       </w:tblCellMar>
     </w:tblPr>
   </w:style>
-  <w:style w:type="character" w:styleId="Heading1Char" w:customStyle="1">
+  <w:style w:type="table" w:customStyle="1" w:styleId="TableNormal2">
+    <w:name w:val="TableNormal"/>
+    <w:tblPr>
+      <w:tblCellMar>
+        <w:top w:w="100" w:type="dxa"/>
+        <w:left w:w="100" w:type="dxa"/>
+        <w:bottom w:w="100" w:type="dxa"/>
+        <w:right w:w="100" w:type="dxa"/>
+      </w:tblCellMar>
+    </w:tblPr>
+  </w:style>
+  <w:style w:type="character" w:customStyle="1" w:styleId="Heading1Char">
     <w:name w:val="Heading 1 Char"/>
     <w:basedOn w:val="DefaultParagraphFont"/>
     <w:link w:val="Heading1"/>
     <w:uiPriority w:val="9"/>
     <w:rsid w:val="00DE7343"/>
     <w:rPr>
-      <w:rFonts w:asciiTheme="majorHAnsi" w:cstheme="majorBidi" w:eastAsiaTheme="majorEastAsia" w:hAnsiTheme="majorHAnsi"/>
-      <w:color w:val="0f4761" w:themeColor="accent1" w:themeShade="0000BF"/>
+      <w:rFonts w:asciiTheme="majorHAnsi" w:eastAsiaTheme="majorEastAsia" w:hAnsiTheme="majorHAnsi" w:cstheme="majorBidi"/>
+      <w:color w:val="0F4761" w:themeColor="accent1" w:themeShade="BF"/>
       <w:sz w:val="40"/>
       <w:szCs w:val="36"/>
     </w:rPr>
   </w:style>
-  <w:style w:type="character" w:styleId="Heading2Char" w:customStyle="1">
+  <w:style w:type="character" w:customStyle="1" w:styleId="Heading2Char">
     <w:name w:val="Heading 2 Char"/>
     <w:basedOn w:val="DefaultParagraphFont"/>
     <w:link w:val="Heading2"/>
     <w:uiPriority w:val="9"/>
-    <w:semiHidden w:val="1"/>
-    <w:rsid w:val="00DE7343"/>
-    <w:rPr>
-      <w:rFonts w:asciiTheme="majorHAnsi" w:cstheme="majorBidi" w:eastAsiaTheme="majorEastAsia" w:hAnsiTheme="majorHAnsi"/>
-      <w:color w:val="0f4761" w:themeColor="accent1" w:themeShade="0000BF"/>
+    <w:semiHidden/>
+    <w:rsid w:val="00DE7343"/>
+    <w:rPr>
+      <w:rFonts w:asciiTheme="majorHAnsi" w:eastAsiaTheme="majorEastAsia" w:hAnsiTheme="majorHAnsi" w:cstheme="majorBidi"/>
+      <w:color w:val="0F4761" w:themeColor="accent1" w:themeShade="BF"/>
       <w:sz w:val="32"/>
       <w:szCs w:val="29"/>
     </w:rPr>
   </w:style>
-  <w:style w:type="character" w:styleId="Heading3Char" w:customStyle="1">
+  <w:style w:type="character" w:customStyle="1" w:styleId="Heading3Char">
     <w:name w:val="Heading 3 Char"/>
     <w:basedOn w:val="DefaultParagraphFont"/>
     <w:link w:val="Heading3"/>
     <w:uiPriority w:val="9"/>
-    <w:semiHidden w:val="1"/>
-    <w:rsid w:val="00DE7343"/>
-    <w:rPr>
-      <w:rFonts w:cstheme="majorBidi" w:eastAsiaTheme="majorEastAsia"/>
-      <w:color w:val="0f4761" w:themeColor="accent1" w:themeShade="0000BF"/>
+    <w:semiHidden/>
+    <w:rsid w:val="00DE7343"/>
+    <w:rPr>
+      <w:rFonts w:eastAsiaTheme="majorEastAsia" w:cstheme="majorBidi"/>
+      <w:color w:val="0F4761" w:themeColor="accent1" w:themeShade="BF"/>
       <w:sz w:val="28"/>
       <w:szCs w:val="25"/>
     </w:rPr>
   </w:style>
-  <w:style w:type="character" w:styleId="Heading4Char" w:customStyle="1">
+  <w:style w:type="character" w:customStyle="1" w:styleId="Heading4Char">
     <w:name w:val="Heading 4 Char"/>
     <w:basedOn w:val="DefaultParagraphFont"/>
     <w:link w:val="Heading4"/>
     <w:uiPriority w:val="9"/>
-    <w:semiHidden w:val="1"/>
-    <w:rsid w:val="00DE7343"/>
-    <w:rPr>
-      <w:rFonts w:cstheme="majorBidi" w:eastAsiaTheme="majorEastAsia"/>
-      <w:i w:val="1"/>
-      <w:iCs w:val="1"/>
-      <w:color w:val="0f4761" w:themeColor="accent1" w:themeShade="0000BF"/>
-    </w:rPr>
-  </w:style>
-  <w:style w:type="character" w:styleId="Heading5Char" w:customStyle="1">
+    <w:semiHidden/>
+    <w:rsid w:val="00DE7343"/>
+    <w:rPr>
+      <w:rFonts w:eastAsiaTheme="majorEastAsia" w:cstheme="majorBidi"/>
+      <w:i/>
+      <w:iCs/>
+      <w:color w:val="0F4761" w:themeColor="accent1" w:themeShade="BF"/>
+    </w:rPr>
+  </w:style>
+  <w:style w:type="character" w:customStyle="1" w:styleId="Heading5Char">
     <w:name w:val="Heading 5 Char"/>
     <w:basedOn w:val="DefaultParagraphFont"/>
     <w:link w:val="Heading5"/>
     <w:uiPriority w:val="9"/>
-    <w:semiHidden w:val="1"/>
-    <w:rsid w:val="00DE7343"/>
-    <w:rPr>
-      <w:rFonts w:cstheme="majorBidi" w:eastAsiaTheme="majorEastAsia"/>
-      <w:color w:val="0f4761" w:themeColor="accent1" w:themeShade="0000BF"/>
-    </w:rPr>
-  </w:style>
-  <w:style w:type="character" w:styleId="Heading6Char" w:customStyle="1">
+    <w:semiHidden/>
+    <w:rsid w:val="00DE7343"/>
+    <w:rPr>
+      <w:rFonts w:eastAsiaTheme="majorEastAsia" w:cstheme="majorBidi"/>
+      <w:color w:val="0F4761" w:themeColor="accent1" w:themeShade="BF"/>
+    </w:rPr>
+  </w:style>
+  <w:style w:type="character" w:customStyle="1" w:styleId="Heading6Char">
     <w:name w:val="Heading 6 Char"/>
     <w:basedOn w:val="DefaultParagraphFont"/>
     <w:link w:val="Heading6"/>
     <w:uiPriority w:val="9"/>
-    <w:semiHidden w:val="1"/>
-    <w:rsid w:val="00DE7343"/>
-    <w:rPr>
-      <w:rFonts w:cstheme="majorBidi" w:eastAsiaTheme="majorEastAsia"/>
-      <w:i w:val="1"/>
-      <w:iCs w:val="1"/>
-      <w:color w:val="595959" w:themeColor="text1" w:themeTint="0000A6"/>
-    </w:rPr>
-  </w:style>
-  <w:style w:type="character" w:styleId="Heading7Char" w:customStyle="1">
+    <w:semiHidden/>
+    <w:rsid w:val="00DE7343"/>
+    <w:rPr>
+      <w:rFonts w:eastAsiaTheme="majorEastAsia" w:cstheme="majorBidi"/>
+      <w:i/>
+      <w:iCs/>
+      <w:color w:val="595959" w:themeColor="text1" w:themeTint="A6"/>
+    </w:rPr>
+  </w:style>
+  <w:style w:type="character" w:customStyle="1" w:styleId="Heading7Char">
     <w:name w:val="Heading 7 Char"/>
     <w:basedOn w:val="DefaultParagraphFont"/>
     <w:link w:val="Heading7"/>
     <w:uiPriority w:val="9"/>
-    <w:semiHidden w:val="1"/>
-    <w:rsid w:val="00DE7343"/>
-    <w:rPr>
-      <w:rFonts w:cstheme="majorBidi" w:eastAsiaTheme="majorEastAsia"/>
-      <w:color w:val="595959" w:themeColor="text1" w:themeTint="0000A6"/>
-    </w:rPr>
-  </w:style>
-  <w:style w:type="character" w:styleId="Heading8Char" w:customStyle="1">
+    <w:semiHidden/>
+    <w:rsid w:val="00DE7343"/>
+    <w:rPr>
+      <w:rFonts w:eastAsiaTheme="majorEastAsia" w:cstheme="majorBidi"/>
+      <w:color w:val="595959" w:themeColor="text1" w:themeTint="A6"/>
+    </w:rPr>
+  </w:style>
+  <w:style w:type="character" w:customStyle="1" w:styleId="Heading8Char">
     <w:name w:val="Heading 8 Char"/>
     <w:basedOn w:val="DefaultParagraphFont"/>
     <w:link w:val="Heading8"/>
     <w:uiPriority w:val="9"/>
-    <w:semiHidden w:val="1"/>
-    <w:rsid w:val="00DE7343"/>
-    <w:rPr>
-      <w:rFonts w:cstheme="majorBidi" w:eastAsiaTheme="majorEastAsia"/>
-      <w:i w:val="1"/>
-      <w:iCs w:val="1"/>
-      <w:color w:val="272727" w:themeColor="text1" w:themeTint="0000D8"/>
-    </w:rPr>
-  </w:style>
-  <w:style w:type="character" w:styleId="Heading9Char" w:customStyle="1">
+    <w:semiHidden/>
+    <w:rsid w:val="00DE7343"/>
+    <w:rPr>
+      <w:rFonts w:eastAsiaTheme="majorEastAsia" w:cstheme="majorBidi"/>
+      <w:i/>
+      <w:iCs/>
+      <w:color w:val="272727" w:themeColor="text1" w:themeTint="D8"/>
+    </w:rPr>
+  </w:style>
+  <w:style w:type="character" w:customStyle="1" w:styleId="Heading9Char">
     <w:name w:val="Heading 9 Char"/>
     <w:basedOn w:val="DefaultParagraphFont"/>
     <w:link w:val="Heading9"/>
     <w:uiPriority w:val="9"/>
-    <w:semiHidden w:val="1"/>
-    <w:rsid w:val="00DE7343"/>
-    <w:rPr>
-      <w:rFonts w:cstheme="majorBidi" w:eastAsiaTheme="majorEastAsia"/>
-      <w:color w:val="272727" w:themeColor="text1" w:themeTint="0000D8"/>
-    </w:rPr>
-  </w:style>
-  <w:style w:type="character" w:styleId="TitleChar" w:customStyle="1">
+    <w:semiHidden/>
+    <w:rsid w:val="00DE7343"/>
+    <w:rPr>
+      <w:rFonts w:eastAsiaTheme="majorEastAsia" w:cstheme="majorBidi"/>
+      <w:color w:val="272727" w:themeColor="text1" w:themeTint="D8"/>
+    </w:rPr>
+  </w:style>
+  <w:style w:type="character" w:customStyle="1" w:styleId="TitleChar">
     <w:name w:val="Title Char"/>
     <w:basedOn w:val="DefaultParagraphFont"/>
     <w:link w:val="Title"/>
     <w:uiPriority w:val="10"/>
     <w:rsid w:val="00DE7343"/>
     <w:rPr>
-      <w:rFonts w:asciiTheme="majorHAnsi" w:cstheme="majorBidi" w:eastAsiaTheme="majorEastAsia" w:hAnsiTheme="majorHAnsi"/>
+      <w:rFonts w:asciiTheme="majorHAnsi" w:eastAsiaTheme="majorEastAsia" w:hAnsiTheme="majorHAnsi" w:cstheme="majorBidi"/>
       <w:spacing w:val="-10"/>
       <w:kern w:val="28"/>
       <w:sz w:val="56"/>
       <w:szCs w:val="50"/>
     </w:rPr>
   </w:style>
-  <w:style w:type="character" w:styleId="SubtitleChar" w:customStyle="1">
+  <w:style w:type="character" w:customStyle="1" w:styleId="SubtitleChar">
     <w:name w:val="Subtitle Char"/>
     <w:basedOn w:val="DefaultParagraphFont"/>
     <w:link w:val="Subtitle"/>
     <w:uiPriority w:val="11"/>
     <w:rsid w:val="00DE7343"/>
     <w:rPr>
-      <w:rFonts w:cstheme="majorBidi" w:eastAsiaTheme="majorEastAsia"/>
-      <w:color w:val="595959" w:themeColor="text1" w:themeTint="0000A6"/>
+      <w:rFonts w:eastAsiaTheme="majorEastAsia" w:cstheme="majorBidi"/>
+      <w:color w:val="595959" w:themeColor="text1" w:themeTint="A6"/>
       <w:spacing w:val="15"/>
       <w:sz w:val="28"/>
       <w:szCs w:val="25"/>
@@ -1011,51 +1360,51 @@
     <w:next w:val="Normal"/>
     <w:link w:val="QuoteChar"/>
     <w:uiPriority w:val="29"/>
-    <w:qFormat w:val="1"/>
+    <w:qFormat/>
     <w:rsid w:val="00DE7343"/>
     <w:pPr>
       <w:spacing w:before="160"/>
       <w:jc w:val="center"/>
     </w:pPr>
     <w:rPr>
-      <w:i w:val="1"/>
-      <w:iCs w:val="1"/>
-      <w:color w:val="404040" w:themeColor="text1" w:themeTint="0000BF"/>
-    </w:rPr>
-  </w:style>
-  <w:style w:type="character" w:styleId="QuoteChar" w:customStyle="1">
+      <w:i/>
+      <w:iCs/>
+      <w:color w:val="404040" w:themeColor="text1" w:themeTint="BF"/>
+    </w:rPr>
+  </w:style>
+  <w:style w:type="character" w:customStyle="1" w:styleId="QuoteChar">
     <w:name w:val="Quote Char"/>
     <w:basedOn w:val="DefaultParagraphFont"/>
     <w:link w:val="Quote"/>
     <w:uiPriority w:val="29"/>
     <w:rsid w:val="00DE7343"/>
     <w:rPr>
-      <w:i w:val="1"/>
-      <w:iCs w:val="1"/>
-      <w:color w:val="404040" w:themeColor="text1" w:themeTint="0000BF"/>
+      <w:i/>
+      <w:iCs/>
+      <w:color w:val="404040" w:themeColor="text1" w:themeTint="BF"/>
     </w:rPr>
   </w:style>
   <w:style w:type="paragraph" w:styleId="ListParagraph">
     <w:name w:val="List Paragraph"/>
     <w:basedOn w:val="Normal"/>
     <w:uiPriority w:val="34"/>
-    <w:qFormat w:val="1"/>
+    <w:qFormat/>
     <w:rsid w:val="00DE7343"/>
     <w:pPr>
       <w:ind w:left="720"/>
-      <w:contextualSpacing w:val="1"/>
+      <w:contextualSpacing/>
     </w:pPr>
   </w:style>
   <w:style w:type="character" w:styleId="IntenseEmphasis">
     <w:name w:val="Intense Emphasis"/>
     <w:basedOn w:val="DefaultParagraphFont"/>
     <w:uiPriority w:val="21"/>
-    <w:qFormat w:val="1"/>
-    <w:rsid w:val="00DE7343"/>
-    <w:rPr>
-      <w:i w:val="1"/>
-      <w:iCs w:val="1"/>
-      <w:color w:val="0f4761" w:themeColor="accent1" w:themeShade="0000BF"/>
+    <w:qFormat/>
+    <w:rsid w:val="00DE7343"/>
+    <w:rPr>
+      <w:i/>
+      <w:iCs/>
+      <w:color w:val="0F4761" w:themeColor="accent1" w:themeShade="BF"/>
     </w:rPr>
   </w:style>
   <w:style w:type="paragraph" w:styleId="IntenseQuote">
@@ -1064,54 +1413,54 @@
     <w:next w:val="Normal"/>
     <w:link w:val="IntenseQuoteChar"/>
     <w:uiPriority w:val="30"/>
-    <w:qFormat w:val="1"/>
+    <w:qFormat/>
     <w:rsid w:val="00DE7343"/>
     <w:pPr>
       <w:pBdr>
-        <w:top w:color="0f4761" w:space="10" w:sz="4" w:themeColor="accent1" w:themeShade="0000BF" w:val="single"/>
-        <w:bottom w:color="0f4761" w:space="10" w:sz="4" w:themeColor="accent1" w:themeShade="0000BF" w:val="single"/>
+        <w:top w:val="single" w:sz="4" w:space="10" w:color="0F4761" w:themeColor="accent1" w:themeShade="BF"/>
+        <w:bottom w:val="single" w:sz="4" w:space="10" w:color="0F4761" w:themeColor="accent1" w:themeShade="BF"/>
       </w:pBdr>
-      <w:spacing w:after="360" w:before="360"/>
+      <w:spacing w:before="360" w:after="360"/>
       <w:ind w:left="864" w:right="864"/>
       <w:jc w:val="center"/>
     </w:pPr>
     <w:rPr>
-      <w:i w:val="1"/>
-      <w:iCs w:val="1"/>
-      <w:color w:val="0f4761" w:themeColor="accent1" w:themeShade="0000BF"/>
-    </w:rPr>
-  </w:style>
-  <w:style w:type="character" w:styleId="IntenseQuoteChar" w:customStyle="1">
+      <w:i/>
+      <w:iCs/>
+      <w:color w:val="0F4761" w:themeColor="accent1" w:themeShade="BF"/>
+    </w:rPr>
+  </w:style>
+  <w:style w:type="character" w:customStyle="1" w:styleId="IntenseQuoteChar">
     <w:name w:val="Intense Quote Char"/>
     <w:basedOn w:val="DefaultParagraphFont"/>
     <w:link w:val="IntenseQuote"/>
     <w:uiPriority w:val="30"/>
     <w:rsid w:val="00DE7343"/>
     <w:rPr>
-      <w:i w:val="1"/>
-      <w:iCs w:val="1"/>
-      <w:color w:val="0f4761" w:themeColor="accent1" w:themeShade="0000BF"/>
+      <w:i/>
+      <w:iCs/>
+      <w:color w:val="0F4761" w:themeColor="accent1" w:themeShade="BF"/>
     </w:rPr>
   </w:style>
   <w:style w:type="character" w:styleId="IntenseReference">
     <w:name w:val="Intense Reference"/>
     <w:basedOn w:val="DefaultParagraphFont"/>
     <w:uiPriority w:val="32"/>
-    <w:qFormat w:val="1"/>
-    <w:rsid w:val="00DE7343"/>
-    <w:rPr>
-      <w:b w:val="1"/>
-      <w:bCs w:val="1"/>
-      <w:smallCaps w:val="1"/>
-      <w:color w:val="0f4761" w:themeColor="accent1" w:themeShade="0000BF"/>
+    <w:qFormat/>
+    <w:rsid w:val="00DE7343"/>
+    <w:rPr>
+      <w:b/>
+      <w:bCs/>
+      <w:smallCaps/>
+      <w:color w:val="0F4761" w:themeColor="accent1" w:themeShade="BF"/>
       <w:spacing w:val="5"/>
     </w:rPr>
   </w:style>
   <w:style w:type="paragraph" w:styleId="Revision">
     <w:name w:val="Revision"/>
-    <w:hidden w:val="1"/>
+    <w:hidden/>
     <w:uiPriority w:val="99"/>
-    <w:semiHidden w:val="1"/>
+    <w:semiHidden/>
     <w:rsid w:val="00302B72"/>
     <w:pPr>
       <w:spacing w:after="0" w:line="240" w:lineRule="auto"/>
@@ -1125,11 +1474,11 @@
     <w:name w:val="Normal (Web)"/>
     <w:basedOn w:val="Normal"/>
     <w:uiPriority w:val="99"/>
-    <w:semiHidden w:val="1"/>
-    <w:unhideWhenUsed w:val="1"/>
+    <w:semiHidden/>
+    <w:unhideWhenUsed/>
     <w:rsid w:val="00A257B1"/>
     <w:rPr>
-      <w:rFonts w:ascii="Times New Roman" w:cs="Mangal" w:hAnsi="Times New Roman"/>
+      <w:rFonts w:ascii="Times New Roman" w:hAnsi="Times New Roman" w:cs="Mangal"/>
       <w:szCs w:val="21"/>
     </w:rPr>
   </w:style>
@@ -1137,7 +1486,9 @@
     <w:name w:val="Subtitle"/>
     <w:basedOn w:val="Normal"/>
     <w:next w:val="Normal"/>
-    <w:pPr/>
+    <w:link w:val="SubtitleChar"/>
+    <w:uiPriority w:val="11"/>
+    <w:qFormat/>
     <w:rPr>
       <w:color w:val="595959"/>
       <w:sz w:val="28"/>
@@ -1462,17 +1813,17 @@
 </a:theme>
 </file>
 
-<file path=customXML/item1.xml><?xml version="1.0" encoding="utf-8"?>
+<file path=customXml/item1.xml><?xml version="1.0" encoding="utf-8"?>
 <go:gDocsCustomXmlDataStorage xmlns:go="http://customooxmlschemas.google.com/" xmlns:r="http://schemas.openxmlformats.org/officeDocument/2006/relationships" uri="GoogleDocsCustomDataVersion2">
   <go:docsCustomData xmlns:go="http://customooxmlschemas.google.com/" roundtripDataSignature="AMtx7miSzt96C5zHsvuotnXnp+/xTSLqJQ==">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</go:docsCustomData>
 </go:gDocsCustomXmlDataStorage>
 </file>
 
-<file path=customXML/itemProps1.xml><?xml version="1.0" encoding="utf-8"?>
+<file path=customXml/itemProps1.xml><?xml version="1.0" encoding="utf-8"?>
 <ds:datastoreItem xmlns:ds="http://schemas.openxmlformats.org/officeDocument/2006/customXml" ds:itemID="{11111111-1234-1234-1234-123412341234}">
   <ds:schemaRefs>
+    <ds:schemaRef ds:uri="http://customooxmlschemas.google.com/"/>
     <ds:schemaRef ds:uri="http://schemas.openxmlformats.org/officeDocument/2006/relationships"/>
-    <ds:schemaRef ds:uri="http://customooxmlschemas.google.com/"/>
   </ds:schemaRefs>
 </ds:datastoreItem>
 </file>